--- a/src/CoreDesign.Data/README.docx
+++ b/src/CoreDesign.Data/README.docx
@@ -2,7 +2,7 @@
 <file path=word/document.xml><?xml version="1.0" encoding="utf-8"?>
 <w:document xmlns:w="http://schemas.openxmlformats.org/wordprocessingml/2006/main" xmlns:m="http://schemas.openxmlformats.org/officeDocument/2006/math" xmlns:r="http://schemas.openxmlformats.org/officeDocument/2006/relationships" xmlns:o="urn:schemas-microsoft-com:office:office" xmlns:v="urn:schemas-microsoft-com:vml" xmlns:w10="urn:schemas-microsoft-com:office:word" xmlns:a="http://schemas.openxmlformats.org/drawingml/2006/main" xmlns:pic="http://schemas.openxmlformats.org/drawingml/2006/picture" xmlns:wp="http://schemas.openxmlformats.org/drawingml/2006/wordprocessingDrawing">
   <w:body>
-    <w:bookmarkStart w:id="14" w:name="coredesign.data"/>
+    <w:bookmarkStart w:id="26" w:name="coredesign.data"/>
     <w:p>
       <w:pPr>
         <w:pStyle w:val="Heading1"/>
@@ -16,7 +16,7 @@
         <w:pStyle w:val="FirstParagraph"/>
       </w:pPr>
       <w:r>
-        <w:t xml:space="preserve">A generic, reusable Entity Framework Core data access layer providing base entity infrastructure and repository abstractions for .NET projects.</w:t>
+        <w:t xml:space="preserve">A generic, reusable Entity Framework Core data access layer providing base entity infrastructure, repository abstractions, automatic audit field management, and a migration worker base class for .NET projects.</w:t>
       </w:r>
     </w:p>
     <w:bookmarkStart w:id="9" w:name="requirements"/>
@@ -61,7 +61,7 @@
         </w:numPr>
       </w:pPr>
       <w:r>
-        <w:t xml:space="preserve">Microsoft.EntityFrameworkCore.SqlServer 10.x</w:t>
+        <w:t xml:space="preserve">Microsoft.EntityFrameworkCore.Relational 10.x</w:t>
       </w:r>
     </w:p>
     <w:p>
@@ -73,6 +73,30 @@
         </w:numPr>
       </w:pPr>
       <w:r>
+        <w:t xml:space="preserve">Microsoft.Extensions.Configuration.Abstractions 10.x</w:t>
+      </w:r>
+    </w:p>
+    <w:p>
+      <w:pPr>
+        <w:pStyle w:val="Compact"/>
+        <w:numPr>
+          <w:ilvl w:val="0"/>
+          <w:numId w:val="1001"/>
+        </w:numPr>
+      </w:pPr>
+      <w:r>
+        <w:t xml:space="preserve">Microsoft.Extensions.Hosting.Abstractions 10.x</w:t>
+      </w:r>
+    </w:p>
+    <w:p>
+      <w:pPr>
+        <w:pStyle w:val="Compact"/>
+        <w:numPr>
+          <w:ilvl w:val="0"/>
+          <w:numId w:val="1001"/>
+        </w:numPr>
+      </w:pPr>
+      <w:r>
         <w:t xml:space="preserve">Ulid 1.4.x</w:t>
       </w:r>
     </w:p>
@@ -131,7 +155,7 @@
         <w:t xml:space="preserve"> </w:t>
       </w:r>
       <w:r>
-        <w:t xml:space="preserve">(Ulid),</w:t>
+        <w:t xml:space="preserve">(Ulid, auto-generated),</w:t>
       </w:r>
       <w:r>
         <w:t xml:space="preserve"> </w:t>
@@ -245,43 +269,73 @@
         <w:rPr>
           <w:rStyle w:val="VerbatimChar"/>
         </w:rPr>
-        <w:t xml:space="preserve">BaseEntityExtensionMethods</w:t>
-      </w:r>
-      <w:r>
-        <w:t xml:space="preserve"> </w:t>
-      </w:r>
-      <w:r>
-        <w:t xml:space="preserve">- Extension methods</w:t>
-      </w:r>
-      <w:r>
-        <w:t xml:space="preserve"> </w:t>
-      </w:r>
-      <w:r>
-        <w:rPr>
-          <w:rStyle w:val="VerbatimChar"/>
-        </w:rPr>
-        <w:t xml:space="preserve">InitializeAuditFields</w:t>
-      </w:r>
-      <w:r>
-        <w:t xml:space="preserve"> </w:t>
-      </w:r>
-      <w:r>
-        <w:t xml:space="preserve">and</w:t>
-      </w:r>
-      <w:r>
-        <w:t xml:space="preserve"> </w:t>
-      </w:r>
-      <w:r>
-        <w:rPr>
-          <w:rStyle w:val="VerbatimChar"/>
-        </w:rPr>
-        <w:t xml:space="preserve">UpdateAuditFields</w:t>
-      </w:r>
-      <w:r>
-        <w:t xml:space="preserve"> </w:t>
-      </w:r>
-      <w:r>
-        <w:t xml:space="preserve">for setting audit fields on insert and update.</w:t>
+        <w:t xml:space="preserve">CoreDesignDbContext</w:t>
+      </w:r>
+      <w:r>
+        <w:t xml:space="preserve"> </w:t>
+      </w:r>
+      <w:r>
+        <w:t xml:space="preserve">- Abstract</w:t>
+      </w:r>
+      <w:r>
+        <w:t xml:space="preserve"> </w:t>
+      </w:r>
+      <w:r>
+        <w:rPr>
+          <w:rStyle w:val="VerbatimChar"/>
+        </w:rPr>
+        <w:t xml:space="preserve">DbContext</w:t>
+      </w:r>
+      <w:r>
+        <w:t xml:space="preserve"> </w:t>
+      </w:r>
+      <w:r>
+        <w:t xml:space="preserve">base class that wires the</w:t>
+      </w:r>
+      <w:r>
+        <w:t xml:space="preserve"> </w:t>
+      </w:r>
+      <w:r>
+        <w:rPr>
+          <w:rStyle w:val="VerbatimChar"/>
+        </w:rPr>
+        <w:t xml:space="preserve">AuditInterceptor</w:t>
+      </w:r>
+      <w:r>
+        <w:t xml:space="preserve"> </w:t>
+      </w:r>
+      <w:r>
+        <w:t xml:space="preserve">automatically. Your</w:t>
+      </w:r>
+      <w:r>
+        <w:t xml:space="preserve"> </w:t>
+      </w:r>
+      <w:r>
+        <w:rPr>
+          <w:rStyle w:val="VerbatimChar"/>
+        </w:rPr>
+        <w:t xml:space="preserve">DbContext</w:t>
+      </w:r>
+      <w:r>
+        <w:t xml:space="preserve"> </w:t>
+      </w:r>
+      <w:r>
+        <w:t xml:space="preserve">must inherit from this instead of</w:t>
+      </w:r>
+      <w:r>
+        <w:t xml:space="preserve"> </w:t>
+      </w:r>
+      <w:r>
+        <w:rPr>
+          <w:rStyle w:val="VerbatimChar"/>
+        </w:rPr>
+        <w:t xml:space="preserve">DbContext</w:t>
+      </w:r>
+      <w:r>
+        <w:t xml:space="preserve"> </w:t>
+      </w:r>
+      <w:r>
+        <w:t xml:space="preserve">directly.</w:t>
       </w:r>
     </w:p>
     <w:p>
@@ -296,6 +350,300 @@
         <w:rPr>
           <w:rStyle w:val="VerbatimChar"/>
         </w:rPr>
+        <w:t xml:space="preserve">AuditInterceptor</w:t>
+      </w:r>
+      <w:r>
+        <w:t xml:space="preserve"> </w:t>
+      </w:r>
+      <w:r>
+        <w:t xml:space="preserve">- EF Core</w:t>
+      </w:r>
+      <w:r>
+        <w:t xml:space="preserve"> </w:t>
+      </w:r>
+      <w:r>
+        <w:rPr>
+          <w:rStyle w:val="VerbatimChar"/>
+        </w:rPr>
+        <w:t xml:space="preserve">SaveChangesInterceptor</w:t>
+      </w:r>
+      <w:r>
+        <w:t xml:space="preserve"> </w:t>
+      </w:r>
+      <w:r>
+        <w:t xml:space="preserve">that sets audit fields on every save. On insert it sets</w:t>
+      </w:r>
+      <w:r>
+        <w:t xml:space="preserve"> </w:t>
+      </w:r>
+      <w:r>
+        <w:rPr>
+          <w:rStyle w:val="VerbatimChar"/>
+        </w:rPr>
+        <w:t xml:space="preserve">CreatedAt</w:t>
+      </w:r>
+      <w:r>
+        <w:t xml:space="preserve">,</w:t>
+      </w:r>
+      <w:r>
+        <w:t xml:space="preserve"> </w:t>
+      </w:r>
+      <w:r>
+        <w:rPr>
+          <w:rStyle w:val="VerbatimChar"/>
+        </w:rPr>
+        <w:t xml:space="preserve">CreatedBy</w:t>
+      </w:r>
+      <w:r>
+        <w:t xml:space="preserve">,</w:t>
+      </w:r>
+      <w:r>
+        <w:t xml:space="preserve"> </w:t>
+      </w:r>
+      <w:r>
+        <w:rPr>
+          <w:rStyle w:val="VerbatimChar"/>
+        </w:rPr>
+        <w:t xml:space="preserve">UpdatedAt</w:t>
+      </w:r>
+      <w:r>
+        <w:t xml:space="preserve">, and</w:t>
+      </w:r>
+      <w:r>
+        <w:t xml:space="preserve"> </w:t>
+      </w:r>
+      <w:r>
+        <w:rPr>
+          <w:rStyle w:val="VerbatimChar"/>
+        </w:rPr>
+        <w:t xml:space="preserve">UpdatedBy</w:t>
+      </w:r>
+      <w:r>
+        <w:t xml:space="preserve"> </w:t>
+      </w:r>
+      <w:r>
+        <w:t xml:space="preserve">(skipped if</w:t>
+      </w:r>
+      <w:r>
+        <w:t xml:space="preserve"> </w:t>
+      </w:r>
+      <w:r>
+        <w:rPr>
+          <w:rStyle w:val="VerbatimChar"/>
+        </w:rPr>
+        <w:t xml:space="preserve">CreatedAt</w:t>
+      </w:r>
+      <w:r>
+        <w:t xml:space="preserve"> </w:t>
+      </w:r>
+      <w:r>
+        <w:t xml:space="preserve">is already set, allowing seeded data to preserve explicit values). On update it sets</w:t>
+      </w:r>
+      <w:r>
+        <w:t xml:space="preserve"> </w:t>
+      </w:r>
+      <w:r>
+        <w:rPr>
+          <w:rStyle w:val="VerbatimChar"/>
+        </w:rPr>
+        <w:t xml:space="preserve">UpdatedAt</w:t>
+      </w:r>
+      <w:r>
+        <w:t xml:space="preserve"> </w:t>
+      </w:r>
+      <w:r>
+        <w:t xml:space="preserve">and</w:t>
+      </w:r>
+      <w:r>
+        <w:t xml:space="preserve"> </w:t>
+      </w:r>
+      <w:r>
+        <w:rPr>
+          <w:rStyle w:val="VerbatimChar"/>
+        </w:rPr>
+        <w:t xml:space="preserve">UpdatedBy</w:t>
+      </w:r>
+      <w:r>
+        <w:t xml:space="preserve">.</w:t>
+      </w:r>
+      <w:r>
+        <w:t xml:space="preserve"> </w:t>
+      </w:r>
+      <w:r>
+        <w:rPr>
+          <w:rStyle w:val="VerbatimChar"/>
+        </w:rPr>
+        <w:t xml:space="preserve">CreatedBy</w:t>
+      </w:r>
+      <w:r>
+        <w:t xml:space="preserve"> </w:t>
+      </w:r>
+      <w:r>
+        <w:t xml:space="preserve">is never modified on update.</w:t>
+      </w:r>
+    </w:p>
+    <w:p>
+      <w:pPr>
+        <w:pStyle w:val="Compact"/>
+        <w:numPr>
+          <w:ilvl w:val="0"/>
+          <w:numId w:val="1002"/>
+        </w:numPr>
+      </w:pPr>
+      <w:r>
+        <w:rPr>
+          <w:rStyle w:val="VerbatimChar"/>
+        </w:rPr>
+        <w:t xml:space="preserve">ICurrentUserAccessor</w:t>
+      </w:r>
+      <w:r>
+        <w:t xml:space="preserve"> </w:t>
+      </w:r>
+      <w:r>
+        <w:t xml:space="preserve">- Interface the consuming application implements to supply the current user’s ID to the interceptor. Backed by</w:t>
+      </w:r>
+      <w:r>
+        <w:t xml:space="preserve"> </w:t>
+      </w:r>
+      <w:r>
+        <w:rPr>
+          <w:rStyle w:val="VerbatimChar"/>
+        </w:rPr>
+        <w:t xml:space="preserve">IHttpContextAccessor</w:t>
+      </w:r>
+      <w:r>
+        <w:t xml:space="preserve"> </w:t>
+      </w:r>
+      <w:r>
+        <w:t xml:space="preserve">in web apps.</w:t>
+      </w:r>
+    </w:p>
+    <w:p>
+      <w:pPr>
+        <w:pStyle w:val="Compact"/>
+        <w:numPr>
+          <w:ilvl w:val="0"/>
+          <w:numId w:val="1002"/>
+        </w:numPr>
+      </w:pPr>
+      <w:r>
+        <w:rPr>
+          <w:rStyle w:val="VerbatimChar"/>
+        </w:rPr>
+        <w:t xml:space="preserve">SystemUserAccessor</w:t>
+      </w:r>
+      <w:r>
+        <w:t xml:space="preserve"> </w:t>
+      </w:r>
+      <w:r>
+        <w:t xml:space="preserve">- Built-in</w:t>
+      </w:r>
+      <w:r>
+        <w:t xml:space="preserve"> </w:t>
+      </w:r>
+      <w:r>
+        <w:rPr>
+          <w:rStyle w:val="VerbatimChar"/>
+        </w:rPr>
+        <w:t xml:space="preserve">ICurrentUserAccessor</w:t>
+      </w:r>
+      <w:r>
+        <w:t xml:space="preserve"> </w:t>
+      </w:r>
+      <w:r>
+        <w:t xml:space="preserve">implementation that returns</w:t>
+      </w:r>
+      <w:r>
+        <w:t xml:space="preserve"> </w:t>
+      </w:r>
+      <w:r>
+        <w:rPr>
+          <w:rStyle w:val="VerbatimChar"/>
+        </w:rPr>
+        <w:t xml:space="preserve">Guid.Empty</w:t>
+      </w:r>
+      <w:r>
+        <w:t xml:space="preserve">. Use this in migration services and test projects where there is no authenticated user.</w:t>
+      </w:r>
+    </w:p>
+    <w:p>
+      <w:pPr>
+        <w:pStyle w:val="Compact"/>
+        <w:numPr>
+          <w:ilvl w:val="0"/>
+          <w:numId w:val="1002"/>
+        </w:numPr>
+      </w:pPr>
+      <w:r>
+        <w:rPr>
+          <w:rStyle w:val="VerbatimChar"/>
+        </w:rPr>
+        <w:t xml:space="preserve">CoreDesignDataExtensions</w:t>
+      </w:r>
+      <w:r>
+        <w:t xml:space="preserve"> </w:t>
+      </w:r>
+      <w:r>
+        <w:t xml:space="preserve">- Provides</w:t>
+      </w:r>
+      <w:r>
+        <w:t xml:space="preserve"> </w:t>
+      </w:r>
+      <w:r>
+        <w:rPr>
+          <w:rStyle w:val="VerbatimChar"/>
+        </w:rPr>
+        <w:t xml:space="preserve">AddCoreDesignData&lt;TCurrentUserAccessor&gt;()</w:t>
+      </w:r>
+      <w:r>
+        <w:t xml:space="preserve"> </w:t>
+      </w:r>
+      <w:r>
+        <w:t xml:space="preserve">to register</w:t>
+      </w:r>
+      <w:r>
+        <w:t xml:space="preserve"> </w:t>
+      </w:r>
+      <w:r>
+        <w:rPr>
+          <w:rStyle w:val="VerbatimChar"/>
+        </w:rPr>
+        <w:t xml:space="preserve">ICurrentUserAccessor</w:t>
+      </w:r>
+      <w:r>
+        <w:t xml:space="preserve"> </w:t>
+      </w:r>
+      <w:r>
+        <w:t xml:space="preserve">and</w:t>
+      </w:r>
+      <w:r>
+        <w:t xml:space="preserve"> </w:t>
+      </w:r>
+      <w:r>
+        <w:rPr>
+          <w:rStyle w:val="VerbatimChar"/>
+        </w:rPr>
+        <w:t xml:space="preserve">AuditInterceptor</w:t>
+      </w:r>
+      <w:r>
+        <w:t xml:space="preserve"> </w:t>
+      </w:r>
+      <w:r>
+        <w:t xml:space="preserve">in one call.</w:t>
+      </w:r>
+    </w:p>
+    <w:p>
+      <w:pPr>
+        <w:pStyle w:val="Compact"/>
+        <w:numPr>
+          <w:ilvl w:val="0"/>
+          <w:numId w:val="1002"/>
+        </w:numPr>
+      </w:pPr>
+      <w:r>
+        <w:rPr>
+          <w:rStyle w:val="VerbatimChar"/>
+        </w:rPr>
         <w:t xml:space="preserve">ValueConverters</w:t>
       </w:r>
       <w:r>
@@ -333,6 +681,69 @@
       </w:r>
       <w:r>
         <w:t xml:space="preserve">(enum to string) for use in entity configurations.</w:t>
+      </w:r>
+    </w:p>
+    <w:p>
+      <w:pPr>
+        <w:pStyle w:val="Compact"/>
+        <w:numPr>
+          <w:ilvl w:val="0"/>
+          <w:numId w:val="1002"/>
+        </w:numPr>
+      </w:pPr>
+      <w:r>
+        <w:rPr>
+          <w:rStyle w:val="VerbatimChar"/>
+        </w:rPr>
+        <w:t xml:space="preserve">MigrationWorker&lt;TContext&gt;</w:t>
+      </w:r>
+      <w:r>
+        <w:t xml:space="preserve"> </w:t>
+      </w:r>
+      <w:r>
+        <w:t xml:space="preserve">- Concrete</w:t>
+      </w:r>
+      <w:r>
+        <w:t xml:space="preserve"> </w:t>
+      </w:r>
+      <w:r>
+        <w:rPr>
+          <w:rStyle w:val="VerbatimChar"/>
+        </w:rPr>
+        <w:t xml:space="preserve">BackgroundService</w:t>
+      </w:r>
+      <w:r>
+        <w:t xml:space="preserve"> </w:t>
+      </w:r>
+      <w:r>
+        <w:t xml:space="preserve">that ensures the database exists, applies pending EF Core migrations, seeds from JSON files in the configured seed directory (default:</w:t>
+      </w:r>
+      <w:r>
+        <w:t xml:space="preserve"> </w:t>
+      </w:r>
+      <w:r>
+        <w:rPr>
+          <w:rStyle w:val="VerbatimChar"/>
+        </w:rPr>
+        <w:t xml:space="preserve">SeedData</w:t>
+      </w:r>
+      <w:r>
+        <w:t xml:space="preserve">), then stops the host. No subclassing is required. Override the virtual</w:t>
+      </w:r>
+      <w:r>
+        <w:t xml:space="preserve"> </w:t>
+      </w:r>
+      <w:r>
+        <w:rPr>
+          <w:rStyle w:val="VerbatimChar"/>
+        </w:rPr>
+        <w:t xml:space="preserve">SeedAsync</w:t>
+      </w:r>
+      <w:r>
+        <w:t xml:space="preserve"> </w:t>
+      </w:r>
+      <w:r>
+        <w:t xml:space="preserve">method only when custom seed logic is needed.</w:t>
       </w:r>
     </w:p>
     <w:p>
@@ -434,7 +845,7 @@
         <w:t xml:space="preserve"> </w:t>
       </w:r>
       <w:r>
-        <w:t xml:space="preserve">- Create/Update/Delete repository interface with</w:t>
+        <w:t xml:space="preserve">- Create/Update/Delete repository interface. Methods:</w:t>
       </w:r>
       <w:r>
         <w:t xml:space="preserve"> </w:t>
@@ -491,19 +902,55 @@
         <w:rPr>
           <w:rStyle w:val="VerbatimChar"/>
         </w:rPr>
-        <w:t xml:space="preserve">DeleteAsync</w:t>
-      </w:r>
-      <w:r>
-        <w:t xml:space="preserve">, and</w:t>
-      </w:r>
-      <w:r>
-        <w:t xml:space="preserve"> </w:t>
-      </w:r>
-      <w:r>
-        <w:rPr>
-          <w:rStyle w:val="VerbatimChar"/>
-        </w:rPr>
-        <w:t xml:space="preserve">DeleteRangeAsync</w:t>
+        <w:t xml:space="preserve">SoftDeleteAsync</w:t>
+      </w:r>
+      <w:r>
+        <w:t xml:space="preserve">,</w:t>
+      </w:r>
+      <w:r>
+        <w:t xml:space="preserve"> </w:t>
+      </w:r>
+      <w:r>
+        <w:rPr>
+          <w:rStyle w:val="VerbatimChar"/>
+        </w:rPr>
+        <w:t xml:space="preserve">SoftDeleteRangeAsync</w:t>
+      </w:r>
+      <w:r>
+        <w:t xml:space="preserve">,</w:t>
+      </w:r>
+      <w:r>
+        <w:t xml:space="preserve"> </w:t>
+      </w:r>
+      <w:r>
+        <w:rPr>
+          <w:rStyle w:val="VerbatimChar"/>
+        </w:rPr>
+        <w:t xml:space="preserve">SoftDeleteCascadeAsync</w:t>
+      </w:r>
+      <w:r>
+        <w:t xml:space="preserve">,</w:t>
+      </w:r>
+      <w:r>
+        <w:t xml:space="preserve"> </w:t>
+      </w:r>
+      <w:r>
+        <w:rPr>
+          <w:rStyle w:val="VerbatimChar"/>
+        </w:rPr>
+        <w:t xml:space="preserve">HardDeleteAsync</w:t>
+      </w:r>
+      <w:r>
+        <w:t xml:space="preserve">,</w:t>
+      </w:r>
+      <w:r>
+        <w:t xml:space="preserve"> </w:t>
+      </w:r>
+      <w:r>
+        <w:rPr>
+          <w:rStyle w:val="VerbatimChar"/>
+        </w:rPr>
+        <w:t xml:space="preserve">HardDeleteCascadeAsync</w:t>
       </w:r>
       <w:r>
         <w:t xml:space="preserve">.</w:t>
@@ -614,7 +1061,7 @@
         <w:t xml:space="preserve"> </w:t>
       </w:r>
       <w:r>
-        <w:t xml:space="preserve">- Concrete CUD repository. Soft-deletes by setting</w:t>
+        <w:t xml:space="preserve">- Concrete CUD repository. Soft-delete methods set</w:t>
       </w:r>
       <w:r>
         <w:t xml:space="preserve"> </w:t>
@@ -629,7 +1076,7 @@
         <w:t xml:space="preserve"> </w:t>
       </w:r>
       <w:r>
-        <w:t xml:space="preserve">rather than removing rows.</w:t>
+        <w:t xml:space="preserve">rather than removing rows. Hard-delete methods physically remove rows.</w:t>
       </w:r>
     </w:p>
     <w:bookmarkEnd w:id="10"/>
@@ -684,43 +1131,6 @@
         <w:pStyle w:val="FirstParagraph"/>
       </w:pPr>
       <w:r>
-        <w:t xml:space="preserve">Using the NuGet Package Manager Console:</w:t>
-      </w:r>
-    </w:p>
-    <w:p>
-      <w:pPr>
-        <w:pStyle w:val="SourceCode"/>
-      </w:pPr>
-      <w:r>
-        <w:rPr>
-          <w:rStyle w:val="FunctionTok"/>
-        </w:rPr>
-        <w:t xml:space="preserve">Install-Package</w:t>
-      </w:r>
-      <w:r>
-        <w:rPr>
-          <w:rStyle w:val="NormalTok"/>
-        </w:rPr>
-        <w:t xml:space="preserve"> CoreDesign</w:t>
-      </w:r>
-      <w:r>
-        <w:rPr>
-          <w:rStyle w:val="OperatorTok"/>
-        </w:rPr>
-        <w:t xml:space="preserve">.</w:t>
-      </w:r>
-      <w:r>
-        <w:rPr>
-          <w:rStyle w:val="FunctionTok"/>
-        </w:rPr>
-        <w:t xml:space="preserve">Data</w:t>
-      </w:r>
-    </w:p>
-    <w:p>
-      <w:pPr>
-        <w:pStyle w:val="FirstParagraph"/>
-      </w:pPr>
-      <w:r>
         <w:t xml:space="preserve">Or add directly to your</w:t>
       </w:r>
       <w:r>
@@ -866,7 +1276,22 @@
         <w:t xml:space="preserve">BaseEntity</w:t>
       </w:r>
       <w:r>
-        <w:t xml:space="preserve">:</w:t>
+        <w:t xml:space="preserve">. The</w:t>
+      </w:r>
+      <w:r>
+        <w:t xml:space="preserve"> </w:t>
+      </w:r>
+      <w:r>
+        <w:rPr>
+          <w:rStyle w:val="VerbatimChar"/>
+        </w:rPr>
+        <w:t xml:space="preserve">Id</w:t>
+      </w:r>
+      <w:r>
+        <w:t xml:space="preserve"> </w:t>
+      </w:r>
+      <w:r>
+        <w:t xml:space="preserve">property is automatically initialized to a new Ulid at construction time:</w:t>
       </w:r>
     </w:p>
     <w:p>
@@ -1460,425 +1885,22 @@
           <w:b/>
           <w:bCs/>
         </w:rPr>
-        <w:t xml:space="preserve">4. Register your DbContext</w:t>
-      </w:r>
-    </w:p>
-    <w:p>
-      <w:pPr>
-        <w:pStyle w:val="BodyText"/>
-      </w:pPr>
-      <w:r>
-        <w:t xml:space="preserve">Your</w:t>
-      </w:r>
-      <w:r>
-        <w:t xml:space="preserve"> </w:t>
-      </w:r>
-      <w:r>
-        <w:rPr>
-          <w:rStyle w:val="VerbatimChar"/>
-        </w:rPr>
-        <w:t xml:space="preserve">DbContext</w:t>
-      </w:r>
-      <w:r>
-        <w:t xml:space="preserve"> </w:t>
-      </w:r>
-      <w:r>
-        <w:t xml:space="preserve">must inherit from EF Core’s</w:t>
-      </w:r>
-      <w:r>
-        <w:t xml:space="preserve"> </w:t>
-      </w:r>
-      <w:r>
-        <w:rPr>
-          <w:rStyle w:val="VerbatimChar"/>
-        </w:rPr>
-        <w:t xml:space="preserve">DbContext</w:t>
-      </w:r>
-      <w:r>
-        <w:t xml:space="preserve">. Apply entity configurations in</w:t>
-      </w:r>
-      <w:r>
-        <w:t xml:space="preserve"> </w:t>
-      </w:r>
-      <w:r>
-        <w:rPr>
-          <w:rStyle w:val="VerbatimChar"/>
-        </w:rPr>
-        <w:t xml:space="preserve">OnModelCreating</w:t>
-      </w:r>
-      <w:r>
-        <w:t xml:space="preserve">:</w:t>
-      </w:r>
-    </w:p>
-    <w:p>
-      <w:pPr>
-        <w:pStyle w:val="SourceCode"/>
-      </w:pPr>
-      <w:r>
-        <w:rPr>
-          <w:rStyle w:val="KeywordTok"/>
-        </w:rPr>
-        <w:t xml:space="preserve">public</w:t>
-      </w:r>
-      <w:r>
-        <w:rPr>
-          <w:rStyle w:val="NormalTok"/>
-        </w:rPr>
-        <w:t xml:space="preserve"> </w:t>
-      </w:r>
-      <w:r>
-        <w:rPr>
-          <w:rStyle w:val="KeywordTok"/>
-        </w:rPr>
-        <w:t xml:space="preserve">class</w:t>
-      </w:r>
-      <w:r>
-        <w:rPr>
-          <w:rStyle w:val="NormalTok"/>
-        </w:rPr>
-        <w:t xml:space="preserve"> AppDbContext </w:t>
-      </w:r>
-      <w:r>
-        <w:rPr>
-          <w:rStyle w:val="OperatorTok"/>
-        </w:rPr>
-        <w:t xml:space="preserve">:</w:t>
-      </w:r>
-      <w:r>
-        <w:rPr>
-          <w:rStyle w:val="NormalTok"/>
-        </w:rPr>
-        <w:t xml:space="preserve"> DbContext</w:t>
-      </w:r>
-      <w:r>
-        <w:br/>
-      </w:r>
-      <w:r>
-        <w:rPr>
-          <w:rStyle w:val="OperatorTok"/>
-        </w:rPr>
-        <w:t xml:space="preserve">{</w:t>
-      </w:r>
-      <w:r>
-        <w:br/>
-      </w:r>
-      <w:r>
-        <w:rPr>
-          <w:rStyle w:val="NormalTok"/>
-        </w:rPr>
-        <w:t xml:space="preserve">    </w:t>
-      </w:r>
-      <w:r>
-        <w:rPr>
-          <w:rStyle w:val="KeywordTok"/>
-        </w:rPr>
-        <w:t xml:space="preserve">public</w:t>
-      </w:r>
-      <w:r>
-        <w:rPr>
-          <w:rStyle w:val="NormalTok"/>
-        </w:rPr>
-        <w:t xml:space="preserve"> </w:t>
-      </w:r>
-      <w:r>
-        <w:rPr>
-          <w:rStyle w:val="FunctionTok"/>
-        </w:rPr>
-        <w:t xml:space="preserve">AppDbContext</w:t>
-      </w:r>
-      <w:r>
-        <w:rPr>
-          <w:rStyle w:val="OperatorTok"/>
-        </w:rPr>
-        <w:t xml:space="preserve">(</w:t>
-      </w:r>
-      <w:r>
-        <w:rPr>
-          <w:rStyle w:val="NormalTok"/>
-        </w:rPr>
-        <w:t xml:space="preserve">DbContextOptions</w:t>
-      </w:r>
-      <w:r>
-        <w:rPr>
-          <w:rStyle w:val="OperatorTok"/>
-        </w:rPr>
-        <w:t xml:space="preserve">&lt;</w:t>
-      </w:r>
-      <w:r>
-        <w:rPr>
-          <w:rStyle w:val="NormalTok"/>
-        </w:rPr>
-        <w:t xml:space="preserve">AppDbContext</w:t>
-      </w:r>
-      <w:r>
-        <w:rPr>
-          <w:rStyle w:val="OperatorTok"/>
-        </w:rPr>
-        <w:t xml:space="preserve">&gt;</w:t>
-      </w:r>
-      <w:r>
-        <w:rPr>
-          <w:rStyle w:val="NormalTok"/>
-        </w:rPr>
-        <w:t xml:space="preserve"> options</w:t>
-      </w:r>
-      <w:r>
-        <w:rPr>
-          <w:rStyle w:val="OperatorTok"/>
-        </w:rPr>
-        <w:t xml:space="preserve">)</w:t>
-      </w:r>
-      <w:r>
-        <w:rPr>
-          <w:rStyle w:val="NormalTok"/>
-        </w:rPr>
-        <w:t xml:space="preserve"> </w:t>
-      </w:r>
-      <w:r>
-        <w:rPr>
-          <w:rStyle w:val="OperatorTok"/>
-        </w:rPr>
-        <w:t xml:space="preserve">:</w:t>
-      </w:r>
-      <w:r>
-        <w:rPr>
-          <w:rStyle w:val="NormalTok"/>
-        </w:rPr>
-        <w:t xml:space="preserve"> </w:t>
-      </w:r>
-      <w:r>
-        <w:rPr>
-          <w:rStyle w:val="KeywordTok"/>
-        </w:rPr>
-        <w:t xml:space="preserve">base</w:t>
-      </w:r>
-      <w:r>
-        <w:rPr>
-          <w:rStyle w:val="OperatorTok"/>
-        </w:rPr>
-        <w:t xml:space="preserve">(</w:t>
-      </w:r>
-      <w:r>
-        <w:rPr>
-          <w:rStyle w:val="NormalTok"/>
-        </w:rPr>
-        <w:t xml:space="preserve">options</w:t>
-      </w:r>
-      <w:r>
-        <w:rPr>
-          <w:rStyle w:val="OperatorTok"/>
-        </w:rPr>
-        <w:t xml:space="preserve">)</w:t>
-      </w:r>
-      <w:r>
-        <w:rPr>
-          <w:rStyle w:val="NormalTok"/>
-        </w:rPr>
-        <w:t xml:space="preserve"> </w:t>
-      </w:r>
-      <w:r>
-        <w:rPr>
-          <w:rStyle w:val="OperatorTok"/>
-        </w:rPr>
-        <w:t xml:space="preserve">{</w:t>
-      </w:r>
-      <w:r>
-        <w:rPr>
-          <w:rStyle w:val="NormalTok"/>
-        </w:rPr>
-        <w:t xml:space="preserve"> </w:t>
-      </w:r>
-      <w:r>
-        <w:rPr>
-          <w:rStyle w:val="OperatorTok"/>
-        </w:rPr>
-        <w:t xml:space="preserve">}</w:t>
-      </w:r>
-      <w:r>
-        <w:br/>
-      </w:r>
-      <w:r>
-        <w:br/>
-      </w:r>
-      <w:r>
-        <w:rPr>
-          <w:rStyle w:val="NormalTok"/>
-        </w:rPr>
-        <w:t xml:space="preserve">    </w:t>
-      </w:r>
-      <w:r>
-        <w:rPr>
-          <w:rStyle w:val="KeywordTok"/>
-        </w:rPr>
-        <w:t xml:space="preserve">protected</w:t>
-      </w:r>
-      <w:r>
-        <w:rPr>
-          <w:rStyle w:val="NormalTok"/>
-        </w:rPr>
-        <w:t xml:space="preserve"> </w:t>
-      </w:r>
-      <w:r>
-        <w:rPr>
-          <w:rStyle w:val="KeywordTok"/>
-        </w:rPr>
-        <w:t xml:space="preserve">override</w:t>
-      </w:r>
-      <w:r>
-        <w:rPr>
-          <w:rStyle w:val="NormalTok"/>
-        </w:rPr>
-        <w:t xml:space="preserve"> </w:t>
-      </w:r>
-      <w:r>
-        <w:rPr>
-          <w:rStyle w:val="DataTypeTok"/>
-        </w:rPr>
-        <w:t xml:space="preserve">void</w:t>
-      </w:r>
-      <w:r>
-        <w:rPr>
-          <w:rStyle w:val="NormalTok"/>
-        </w:rPr>
-        <w:t xml:space="preserve"> </w:t>
-      </w:r>
-      <w:r>
-        <w:rPr>
-          <w:rStyle w:val="FunctionTok"/>
-        </w:rPr>
-        <w:t xml:space="preserve">OnModelCreating</w:t>
-      </w:r>
-      <w:r>
-        <w:rPr>
-          <w:rStyle w:val="OperatorTok"/>
-        </w:rPr>
-        <w:t xml:space="preserve">(</w:t>
-      </w:r>
-      <w:r>
-        <w:rPr>
-          <w:rStyle w:val="NormalTok"/>
-        </w:rPr>
-        <w:t xml:space="preserve">ModelBuilder modelBuilder</w:t>
-      </w:r>
-      <w:r>
-        <w:rPr>
-          <w:rStyle w:val="OperatorTok"/>
-        </w:rPr>
-        <w:t xml:space="preserve">)</w:t>
-      </w:r>
-      <w:r>
-        <w:br/>
-      </w:r>
-      <w:r>
-        <w:rPr>
-          <w:rStyle w:val="NormalTok"/>
-        </w:rPr>
-        <w:t xml:space="preserve">    </w:t>
-      </w:r>
-      <w:r>
-        <w:rPr>
-          <w:rStyle w:val="OperatorTok"/>
-        </w:rPr>
-        <w:t xml:space="preserve">{</w:t>
-      </w:r>
-      <w:r>
-        <w:br/>
-      </w:r>
-      <w:r>
-        <w:rPr>
-          <w:rStyle w:val="NormalTok"/>
-        </w:rPr>
-        <w:t xml:space="preserve">        modelBuilder</w:t>
-      </w:r>
-      <w:r>
-        <w:rPr>
-          <w:rStyle w:val="OperatorTok"/>
-        </w:rPr>
-        <w:t xml:space="preserve">.</w:t>
-      </w:r>
-      <w:r>
-        <w:rPr>
-          <w:rStyle w:val="FunctionTok"/>
-        </w:rPr>
-        <w:t xml:space="preserve">ApplyConfigurationsFromAssembly</w:t>
-      </w:r>
-      <w:r>
-        <w:rPr>
-          <w:rStyle w:val="OperatorTok"/>
-        </w:rPr>
-        <w:t xml:space="preserve">(</w:t>
-      </w:r>
-      <w:r>
-        <w:rPr>
-          <w:rStyle w:val="KeywordTok"/>
-        </w:rPr>
-        <w:t xml:space="preserve">typeof</w:t>
-      </w:r>
-      <w:r>
-        <w:rPr>
-          <w:rStyle w:val="OperatorTok"/>
-        </w:rPr>
-        <w:t xml:space="preserve">(</w:t>
-      </w:r>
-      <w:r>
-        <w:rPr>
-          <w:rStyle w:val="NormalTok"/>
-        </w:rPr>
-        <w:t xml:space="preserve">AppDbContext</w:t>
-      </w:r>
-      <w:r>
-        <w:rPr>
-          <w:rStyle w:val="OperatorTok"/>
-        </w:rPr>
-        <w:t xml:space="preserve">).</w:t>
-      </w:r>
-      <w:r>
-        <w:rPr>
-          <w:rStyle w:val="FunctionTok"/>
-        </w:rPr>
-        <w:t xml:space="preserve">Assembly</w:t>
-      </w:r>
-      <w:r>
-        <w:rPr>
-          <w:rStyle w:val="OperatorTok"/>
-        </w:rPr>
-        <w:t xml:space="preserve">);</w:t>
-      </w:r>
-      <w:r>
-        <w:br/>
-      </w:r>
-      <w:r>
-        <w:rPr>
-          <w:rStyle w:val="NormalTok"/>
-        </w:rPr>
-        <w:t xml:space="preserve">    </w:t>
-      </w:r>
-      <w:r>
-        <w:rPr>
-          <w:rStyle w:val="OperatorTok"/>
-        </w:rPr>
-        <w:t xml:space="preserve">}</w:t>
-      </w:r>
-      <w:r>
-        <w:br/>
-      </w:r>
-      <w:r>
-        <w:rPr>
-          <w:rStyle w:val="OperatorTok"/>
-        </w:rPr>
-        <w:t xml:space="preserve">}</w:t>
-      </w:r>
-    </w:p>
-    <w:p>
-      <w:pPr>
-        <w:pStyle w:val="FirstParagraph"/>
-      </w:pPr>
+        <w:t xml:space="preserve">4. Implement</w:t>
+      </w:r>
       <w:r>
         <w:rPr>
           <w:b/>
           <w:bCs/>
         </w:rPr>
-        <w:t xml:space="preserve">5. Register repositories</w:t>
+        <w:t xml:space="preserve"> </w:t>
+      </w:r>
+      <w:r>
+        <w:rPr>
+          <w:rStyle w:val="VerbatimChar"/>
+          <w:b/>
+          <w:bCs/>
+        </w:rPr>
+        <w:t xml:space="preserve">ICurrentUserAccessor</w:t>
       </w:r>
     </w:p>
     <w:p>
@@ -1886,7 +1908,1421 @@
         <w:pStyle w:val="BodyText"/>
       </w:pPr>
       <w:r>
-        <w:t xml:space="preserve">Register the repositories in your DI container, once per entity type that needs them:</w:t>
+        <w:t xml:space="preserve">Create one implementation per application. For a web API, read the</w:t>
+      </w:r>
+      <w:r>
+        <w:t xml:space="preserve"> </w:t>
+      </w:r>
+      <w:r>
+        <w:rPr>
+          <w:rStyle w:val="VerbatimChar"/>
+        </w:rPr>
+        <w:t xml:space="preserve">oid</w:t>
+      </w:r>
+      <w:r>
+        <w:t xml:space="preserve"> </w:t>
+      </w:r>
+      <w:r>
+        <w:t xml:space="preserve">claim from the current HTTP context:</w:t>
+      </w:r>
+    </w:p>
+    <w:p>
+      <w:pPr>
+        <w:pStyle w:val="SourceCode"/>
+      </w:pPr>
+      <w:r>
+        <w:rPr>
+          <w:rStyle w:val="KeywordTok"/>
+        </w:rPr>
+        <w:t xml:space="preserve">public</w:t>
+      </w:r>
+      <w:r>
+        <w:rPr>
+          <w:rStyle w:val="NormalTok"/>
+        </w:rPr>
+        <w:t xml:space="preserve"> </w:t>
+      </w:r>
+      <w:r>
+        <w:rPr>
+          <w:rStyle w:val="KeywordTok"/>
+        </w:rPr>
+        <w:t xml:space="preserve">class</w:t>
+      </w:r>
+      <w:r>
+        <w:rPr>
+          <w:rStyle w:val="NormalTok"/>
+        </w:rPr>
+        <w:t xml:space="preserve"> </w:t>
+      </w:r>
+      <w:r>
+        <w:rPr>
+          <w:rStyle w:val="FunctionTok"/>
+        </w:rPr>
+        <w:t xml:space="preserve">AppCurrentUserAccessor</w:t>
+      </w:r>
+      <w:r>
+        <w:rPr>
+          <w:rStyle w:val="OperatorTok"/>
+        </w:rPr>
+        <w:t xml:space="preserve">(</w:t>
+      </w:r>
+      <w:r>
+        <w:rPr>
+          <w:rStyle w:val="NormalTok"/>
+        </w:rPr>
+        <w:t xml:space="preserve">IHttpContextAccessor httpContextAccessor</w:t>
+      </w:r>
+      <w:r>
+        <w:rPr>
+          <w:rStyle w:val="OperatorTok"/>
+        </w:rPr>
+        <w:t xml:space="preserve">)</w:t>
+      </w:r>
+      <w:r>
+        <w:rPr>
+          <w:rStyle w:val="NormalTok"/>
+        </w:rPr>
+        <w:t xml:space="preserve"> </w:t>
+      </w:r>
+      <w:r>
+        <w:rPr>
+          <w:rStyle w:val="OperatorTok"/>
+        </w:rPr>
+        <w:t xml:space="preserve">:</w:t>
+      </w:r>
+      <w:r>
+        <w:rPr>
+          <w:rStyle w:val="NormalTok"/>
+        </w:rPr>
+        <w:t xml:space="preserve"> ICurrentUserAccessor</w:t>
+      </w:r>
+      <w:r>
+        <w:br/>
+      </w:r>
+      <w:r>
+        <w:rPr>
+          <w:rStyle w:val="OperatorTok"/>
+        </w:rPr>
+        <w:t xml:space="preserve">{</w:t>
+      </w:r>
+      <w:r>
+        <w:br/>
+      </w:r>
+      <w:r>
+        <w:rPr>
+          <w:rStyle w:val="NormalTok"/>
+        </w:rPr>
+        <w:t xml:space="preserve">    </w:t>
+      </w:r>
+      <w:r>
+        <w:rPr>
+          <w:rStyle w:val="KeywordTok"/>
+        </w:rPr>
+        <w:t xml:space="preserve">public</w:t>
+      </w:r>
+      <w:r>
+        <w:rPr>
+          <w:rStyle w:val="NormalTok"/>
+        </w:rPr>
+        <w:t xml:space="preserve"> Guid UserId</w:t>
+      </w:r>
+      <w:r>
+        <w:br/>
+      </w:r>
+      <w:r>
+        <w:rPr>
+          <w:rStyle w:val="NormalTok"/>
+        </w:rPr>
+        <w:t xml:space="preserve">    </w:t>
+      </w:r>
+      <w:r>
+        <w:rPr>
+          <w:rStyle w:val="OperatorTok"/>
+        </w:rPr>
+        <w:t xml:space="preserve">{</w:t>
+      </w:r>
+      <w:r>
+        <w:br/>
+      </w:r>
+      <w:r>
+        <w:rPr>
+          <w:rStyle w:val="NormalTok"/>
+        </w:rPr>
+        <w:t xml:space="preserve">        get</w:t>
+      </w:r>
+      <w:r>
+        <w:br/>
+      </w:r>
+      <w:r>
+        <w:rPr>
+          <w:rStyle w:val="NormalTok"/>
+        </w:rPr>
+        <w:t xml:space="preserve">        </w:t>
+      </w:r>
+      <w:r>
+        <w:rPr>
+          <w:rStyle w:val="OperatorTok"/>
+        </w:rPr>
+        <w:t xml:space="preserve">{</w:t>
+      </w:r>
+      <w:r>
+        <w:br/>
+      </w:r>
+      <w:r>
+        <w:rPr>
+          <w:rStyle w:val="NormalTok"/>
+        </w:rPr>
+        <w:t xml:space="preserve">            </w:t>
+      </w:r>
+      <w:r>
+        <w:rPr>
+          <w:rStyle w:val="DataTypeTok"/>
+        </w:rPr>
+        <w:t xml:space="preserve">var</w:t>
+      </w:r>
+      <w:r>
+        <w:rPr>
+          <w:rStyle w:val="NormalTok"/>
+        </w:rPr>
+        <w:t xml:space="preserve"> oid </w:t>
+      </w:r>
+      <w:r>
+        <w:rPr>
+          <w:rStyle w:val="OperatorTok"/>
+        </w:rPr>
+        <w:t xml:space="preserve">=</w:t>
+      </w:r>
+      <w:r>
+        <w:rPr>
+          <w:rStyle w:val="NormalTok"/>
+        </w:rPr>
+        <w:t xml:space="preserve"> httpContextAccessor</w:t>
+      </w:r>
+      <w:r>
+        <w:rPr>
+          <w:rStyle w:val="OperatorTok"/>
+        </w:rPr>
+        <w:t xml:space="preserve">.</w:t>
+      </w:r>
+      <w:r>
+        <w:rPr>
+          <w:rStyle w:val="FunctionTok"/>
+        </w:rPr>
+        <w:t xml:space="preserve">HttpContext</w:t>
+      </w:r>
+      <w:r>
+        <w:rPr>
+          <w:rStyle w:val="OperatorTok"/>
+        </w:rPr>
+        <w:t xml:space="preserve">?.</w:t>
+      </w:r>
+      <w:r>
+        <w:rPr>
+          <w:rStyle w:val="FunctionTok"/>
+        </w:rPr>
+        <w:t xml:space="preserve">User</w:t>
+      </w:r>
+      <w:r>
+        <w:rPr>
+          <w:rStyle w:val="OperatorTok"/>
+        </w:rPr>
+        <w:t xml:space="preserve">.</w:t>
+      </w:r>
+      <w:r>
+        <w:rPr>
+          <w:rStyle w:val="FunctionTok"/>
+        </w:rPr>
+        <w:t xml:space="preserve">FindFirst</w:t>
+      </w:r>
+      <w:r>
+        <w:rPr>
+          <w:rStyle w:val="OperatorTok"/>
+        </w:rPr>
+        <w:t xml:space="preserve">(</w:t>
+      </w:r>
+      <w:r>
+        <w:rPr>
+          <w:rStyle w:val="StringTok"/>
+        </w:rPr>
+        <w:t xml:space="preserve">"oid"</w:t>
+      </w:r>
+      <w:r>
+        <w:rPr>
+          <w:rStyle w:val="OperatorTok"/>
+        </w:rPr>
+        <w:t xml:space="preserve">)?.</w:t>
+      </w:r>
+      <w:r>
+        <w:rPr>
+          <w:rStyle w:val="FunctionTok"/>
+        </w:rPr>
+        <w:t xml:space="preserve">Value</w:t>
+      </w:r>
+      <w:r>
+        <w:rPr>
+          <w:rStyle w:val="OperatorTok"/>
+        </w:rPr>
+        <w:t xml:space="preserve">;</w:t>
+      </w:r>
+      <w:r>
+        <w:br/>
+      </w:r>
+      <w:r>
+        <w:rPr>
+          <w:rStyle w:val="NormalTok"/>
+        </w:rPr>
+        <w:t xml:space="preserve">            </w:t>
+      </w:r>
+      <w:r>
+        <w:rPr>
+          <w:rStyle w:val="KeywordTok"/>
+        </w:rPr>
+        <w:t xml:space="preserve">return</w:t>
+      </w:r>
+      <w:r>
+        <w:rPr>
+          <w:rStyle w:val="NormalTok"/>
+        </w:rPr>
+        <w:t xml:space="preserve"> Guid</w:t>
+      </w:r>
+      <w:r>
+        <w:rPr>
+          <w:rStyle w:val="OperatorTok"/>
+        </w:rPr>
+        <w:t xml:space="preserve">.</w:t>
+      </w:r>
+      <w:r>
+        <w:rPr>
+          <w:rStyle w:val="FunctionTok"/>
+        </w:rPr>
+        <w:t xml:space="preserve">TryParse</w:t>
+      </w:r>
+      <w:r>
+        <w:rPr>
+          <w:rStyle w:val="OperatorTok"/>
+        </w:rPr>
+        <w:t xml:space="preserve">(</w:t>
+      </w:r>
+      <w:r>
+        <w:rPr>
+          <w:rStyle w:val="NormalTok"/>
+        </w:rPr>
+        <w:t xml:space="preserve">oid</w:t>
+      </w:r>
+      <w:r>
+        <w:rPr>
+          <w:rStyle w:val="OperatorTok"/>
+        </w:rPr>
+        <w:t xml:space="preserve">,</w:t>
+      </w:r>
+      <w:r>
+        <w:rPr>
+          <w:rStyle w:val="NormalTok"/>
+        </w:rPr>
+        <w:t xml:space="preserve"> </w:t>
+      </w:r>
+      <w:r>
+        <w:rPr>
+          <w:rStyle w:val="KeywordTok"/>
+        </w:rPr>
+        <w:t xml:space="preserve">out</w:t>
+      </w:r>
+      <w:r>
+        <w:rPr>
+          <w:rStyle w:val="NormalTok"/>
+        </w:rPr>
+        <w:t xml:space="preserve"> </w:t>
+      </w:r>
+      <w:r>
+        <w:rPr>
+          <w:rStyle w:val="DataTypeTok"/>
+        </w:rPr>
+        <w:t xml:space="preserve">var</w:t>
+      </w:r>
+      <w:r>
+        <w:rPr>
+          <w:rStyle w:val="NormalTok"/>
+        </w:rPr>
+        <w:t xml:space="preserve"> id</w:t>
+      </w:r>
+      <w:r>
+        <w:rPr>
+          <w:rStyle w:val="OperatorTok"/>
+        </w:rPr>
+        <w:t xml:space="preserve">)</w:t>
+      </w:r>
+      <w:r>
+        <w:rPr>
+          <w:rStyle w:val="NormalTok"/>
+        </w:rPr>
+        <w:t xml:space="preserve"> </w:t>
+      </w:r>
+      <w:r>
+        <w:rPr>
+          <w:rStyle w:val="OperatorTok"/>
+        </w:rPr>
+        <w:t xml:space="preserve">?</w:t>
+      </w:r>
+      <w:r>
+        <w:rPr>
+          <w:rStyle w:val="NormalTok"/>
+        </w:rPr>
+        <w:t xml:space="preserve"> id </w:t>
+      </w:r>
+      <w:r>
+        <w:rPr>
+          <w:rStyle w:val="OperatorTok"/>
+        </w:rPr>
+        <w:t xml:space="preserve">:</w:t>
+      </w:r>
+      <w:r>
+        <w:rPr>
+          <w:rStyle w:val="NormalTok"/>
+        </w:rPr>
+        <w:t xml:space="preserve"> Guid</w:t>
+      </w:r>
+      <w:r>
+        <w:rPr>
+          <w:rStyle w:val="OperatorTok"/>
+        </w:rPr>
+        <w:t xml:space="preserve">.</w:t>
+      </w:r>
+      <w:r>
+        <w:rPr>
+          <w:rStyle w:val="FunctionTok"/>
+        </w:rPr>
+        <w:t xml:space="preserve">Empty</w:t>
+      </w:r>
+      <w:r>
+        <w:rPr>
+          <w:rStyle w:val="OperatorTok"/>
+        </w:rPr>
+        <w:t xml:space="preserve">;</w:t>
+      </w:r>
+      <w:r>
+        <w:br/>
+      </w:r>
+      <w:r>
+        <w:rPr>
+          <w:rStyle w:val="NormalTok"/>
+        </w:rPr>
+        <w:t xml:space="preserve">        </w:t>
+      </w:r>
+      <w:r>
+        <w:rPr>
+          <w:rStyle w:val="OperatorTok"/>
+        </w:rPr>
+        <w:t xml:space="preserve">}</w:t>
+      </w:r>
+      <w:r>
+        <w:br/>
+      </w:r>
+      <w:r>
+        <w:rPr>
+          <w:rStyle w:val="NormalTok"/>
+        </w:rPr>
+        <w:t xml:space="preserve">    </w:t>
+      </w:r>
+      <w:r>
+        <w:rPr>
+          <w:rStyle w:val="OperatorTok"/>
+        </w:rPr>
+        <w:t xml:space="preserve">}</w:t>
+      </w:r>
+      <w:r>
+        <w:br/>
+      </w:r>
+      <w:r>
+        <w:rPr>
+          <w:rStyle w:val="OperatorTok"/>
+        </w:rPr>
+        <w:t xml:space="preserve">}</w:t>
+      </w:r>
+    </w:p>
+    <w:p>
+      <w:pPr>
+        <w:pStyle w:val="FirstParagraph"/>
+      </w:pPr>
+      <w:r>
+        <w:t xml:space="preserve">For migration services and background workers where there is no HTTP context, use the built-in</w:t>
+      </w:r>
+      <w:r>
+        <w:t xml:space="preserve"> </w:t>
+      </w:r>
+      <w:r>
+        <w:rPr>
+          <w:rStyle w:val="VerbatimChar"/>
+        </w:rPr>
+        <w:t xml:space="preserve">SystemUserAccessor</w:t>
+      </w:r>
+      <w:r>
+        <w:t xml:space="preserve"> </w:t>
+      </w:r>
+      <w:r>
+        <w:t xml:space="preserve">(returns</w:t>
+      </w:r>
+      <w:r>
+        <w:t xml:space="preserve"> </w:t>
+      </w:r>
+      <w:r>
+        <w:rPr>
+          <w:rStyle w:val="VerbatimChar"/>
+        </w:rPr>
+        <w:t xml:space="preserve">Guid.Empty</w:t>
+      </w:r>
+      <w:r>
+        <w:t xml:space="preserve">) or provide your own implementation.</w:t>
+      </w:r>
+    </w:p>
+    <w:p>
+      <w:pPr>
+        <w:pStyle w:val="BodyText"/>
+      </w:pPr>
+      <w:r>
+        <w:rPr>
+          <w:b/>
+          <w:bCs/>
+        </w:rPr>
+        <w:t xml:space="preserve">5. Register services</w:t>
+      </w:r>
+    </w:p>
+    <w:p>
+      <w:pPr>
+        <w:pStyle w:val="BodyText"/>
+      </w:pPr>
+      <w:r>
+        <w:t xml:space="preserve">Call</w:t>
+      </w:r>
+      <w:r>
+        <w:t xml:space="preserve"> </w:t>
+      </w:r>
+      <w:r>
+        <w:rPr>
+          <w:rStyle w:val="VerbatimChar"/>
+        </w:rPr>
+        <w:t xml:space="preserve">AddCoreDesignData&lt;T&gt;</w:t>
+      </w:r>
+      <w:r>
+        <w:t xml:space="preserve"> </w:t>
+      </w:r>
+      <w:r>
+        <w:t xml:space="preserve">once in</w:t>
+      </w:r>
+      <w:r>
+        <w:t xml:space="preserve"> </w:t>
+      </w:r>
+      <w:r>
+        <w:rPr>
+          <w:rStyle w:val="VerbatimChar"/>
+        </w:rPr>
+        <w:t xml:space="preserve">Program.cs</w:t>
+      </w:r>
+      <w:r>
+        <w:t xml:space="preserve">, before the DbContext is registered. Also register</w:t>
+      </w:r>
+      <w:r>
+        <w:t xml:space="preserve"> </w:t>
+      </w:r>
+      <w:r>
+        <w:rPr>
+          <w:rStyle w:val="VerbatimChar"/>
+        </w:rPr>
+        <w:t xml:space="preserve">IHttpContextAccessor</w:t>
+      </w:r>
+      <w:r>
+        <w:t xml:space="preserve"> </w:t>
+      </w:r>
+      <w:r>
+        <w:t xml:space="preserve">if your accessor depends on it. Then wire the</w:t>
+      </w:r>
+      <w:r>
+        <w:t xml:space="preserve"> </w:t>
+      </w:r>
+      <w:r>
+        <w:rPr>
+          <w:rStyle w:val="VerbatimChar"/>
+        </w:rPr>
+        <w:t xml:space="preserve">AuditInterceptor</w:t>
+      </w:r>
+      <w:r>
+        <w:t xml:space="preserve"> </w:t>
+      </w:r>
+      <w:r>
+        <w:t xml:space="preserve">when registering the DbContext:</w:t>
+      </w:r>
+    </w:p>
+    <w:p>
+      <w:pPr>
+        <w:pStyle w:val="SourceCode"/>
+      </w:pPr>
+      <w:r>
+        <w:rPr>
+          <w:rStyle w:val="NormalTok"/>
+        </w:rPr>
+        <w:t xml:space="preserve">builder</w:t>
+      </w:r>
+      <w:r>
+        <w:rPr>
+          <w:rStyle w:val="OperatorTok"/>
+        </w:rPr>
+        <w:t xml:space="preserve">.</w:t>
+      </w:r>
+      <w:r>
+        <w:rPr>
+          <w:rStyle w:val="FunctionTok"/>
+        </w:rPr>
+        <w:t xml:space="preserve">Services</w:t>
+      </w:r>
+      <w:r>
+        <w:rPr>
+          <w:rStyle w:val="OperatorTok"/>
+        </w:rPr>
+        <w:t xml:space="preserve">.</w:t>
+      </w:r>
+      <w:r>
+        <w:rPr>
+          <w:rStyle w:val="FunctionTok"/>
+        </w:rPr>
+        <w:t xml:space="preserve">AddHttpContextAccessor</w:t>
+      </w:r>
+      <w:r>
+        <w:rPr>
+          <w:rStyle w:val="OperatorTok"/>
+        </w:rPr>
+        <w:t xml:space="preserve">();</w:t>
+      </w:r>
+      <w:r>
+        <w:br/>
+      </w:r>
+      <w:r>
+        <w:rPr>
+          <w:rStyle w:val="NormalTok"/>
+        </w:rPr>
+        <w:t xml:space="preserve">builder</w:t>
+      </w:r>
+      <w:r>
+        <w:rPr>
+          <w:rStyle w:val="OperatorTok"/>
+        </w:rPr>
+        <w:t xml:space="preserve">.</w:t>
+      </w:r>
+      <w:r>
+        <w:rPr>
+          <w:rStyle w:val="FunctionTok"/>
+        </w:rPr>
+        <w:t xml:space="preserve">Services</w:t>
+      </w:r>
+      <w:r>
+        <w:rPr>
+          <w:rStyle w:val="OperatorTok"/>
+        </w:rPr>
+        <w:t xml:space="preserve">.</w:t>
+      </w:r>
+      <w:r>
+        <w:rPr>
+          <w:rStyle w:val="FunctionTok"/>
+        </w:rPr>
+        <w:t xml:space="preserve">AddCoreDesignData</w:t>
+      </w:r>
+      <w:r>
+        <w:rPr>
+          <w:rStyle w:val="OperatorTok"/>
+        </w:rPr>
+        <w:t xml:space="preserve">&lt;</w:t>
+      </w:r>
+      <w:r>
+        <w:rPr>
+          <w:rStyle w:val="NormalTok"/>
+        </w:rPr>
+        <w:t xml:space="preserve">AppCurrentUserAccessor</w:t>
+      </w:r>
+      <w:r>
+        <w:rPr>
+          <w:rStyle w:val="OperatorTok"/>
+        </w:rPr>
+        <w:t xml:space="preserve">&gt;();</w:t>
+      </w:r>
+      <w:r>
+        <w:br/>
+      </w:r>
+      <w:r>
+        <w:br/>
+      </w:r>
+      <w:r>
+        <w:rPr>
+          <w:rStyle w:val="NormalTok"/>
+        </w:rPr>
+        <w:t xml:space="preserve">builder</w:t>
+      </w:r>
+      <w:r>
+        <w:rPr>
+          <w:rStyle w:val="OperatorTok"/>
+        </w:rPr>
+        <w:t xml:space="preserve">.</w:t>
+      </w:r>
+      <w:r>
+        <w:rPr>
+          <w:rStyle w:val="FunctionTok"/>
+        </w:rPr>
+        <w:t xml:space="preserve">Services</w:t>
+      </w:r>
+      <w:r>
+        <w:rPr>
+          <w:rStyle w:val="OperatorTok"/>
+        </w:rPr>
+        <w:t xml:space="preserve">.</w:t>
+      </w:r>
+      <w:r>
+        <w:rPr>
+          <w:rStyle w:val="FunctionTok"/>
+        </w:rPr>
+        <w:t xml:space="preserve">AddDbContextPool</w:t>
+      </w:r>
+      <w:r>
+        <w:rPr>
+          <w:rStyle w:val="OperatorTok"/>
+        </w:rPr>
+        <w:t xml:space="preserve">&lt;</w:t>
+      </w:r>
+      <w:r>
+        <w:rPr>
+          <w:rStyle w:val="NormalTok"/>
+        </w:rPr>
+        <w:t xml:space="preserve">AppDbContext</w:t>
+      </w:r>
+      <w:r>
+        <w:rPr>
+          <w:rStyle w:val="OperatorTok"/>
+        </w:rPr>
+        <w:t xml:space="preserve">&gt;((</w:t>
+      </w:r>
+      <w:r>
+        <w:rPr>
+          <w:rStyle w:val="NormalTok"/>
+        </w:rPr>
+        <w:t xml:space="preserve">sp</w:t>
+      </w:r>
+      <w:r>
+        <w:rPr>
+          <w:rStyle w:val="OperatorTok"/>
+        </w:rPr>
+        <w:t xml:space="preserve">,</w:t>
+      </w:r>
+      <w:r>
+        <w:rPr>
+          <w:rStyle w:val="NormalTok"/>
+        </w:rPr>
+        <w:t xml:space="preserve"> options</w:t>
+      </w:r>
+      <w:r>
+        <w:rPr>
+          <w:rStyle w:val="OperatorTok"/>
+        </w:rPr>
+        <w:t xml:space="preserve">)</w:t>
+      </w:r>
+      <w:r>
+        <w:rPr>
+          <w:rStyle w:val="NormalTok"/>
+        </w:rPr>
+        <w:t xml:space="preserve"> </w:t>
+      </w:r>
+      <w:r>
+        <w:rPr>
+          <w:rStyle w:val="OperatorTok"/>
+        </w:rPr>
+        <w:t xml:space="preserve">=&gt;</w:t>
+      </w:r>
+      <w:r>
+        <w:br/>
+      </w:r>
+      <w:r>
+        <w:rPr>
+          <w:rStyle w:val="NormalTok"/>
+        </w:rPr>
+        <w:t xml:space="preserve">    options</w:t>
+      </w:r>
+      <w:r>
+        <w:rPr>
+          <w:rStyle w:val="OperatorTok"/>
+        </w:rPr>
+        <w:t xml:space="preserve">.</w:t>
+      </w:r>
+      <w:r>
+        <w:rPr>
+          <w:rStyle w:val="FunctionTok"/>
+        </w:rPr>
+        <w:t xml:space="preserve">UseSqlServer</w:t>
+      </w:r>
+      <w:r>
+        <w:rPr>
+          <w:rStyle w:val="OperatorTok"/>
+        </w:rPr>
+        <w:t xml:space="preserve">(</w:t>
+      </w:r>
+      <w:r>
+        <w:rPr>
+          <w:rStyle w:val="NormalTok"/>
+        </w:rPr>
+        <w:t xml:space="preserve">connectionString</w:t>
+      </w:r>
+      <w:r>
+        <w:rPr>
+          <w:rStyle w:val="OperatorTok"/>
+        </w:rPr>
+        <w:t xml:space="preserve">)</w:t>
+      </w:r>
+      <w:r>
+        <w:br/>
+      </w:r>
+      <w:r>
+        <w:rPr>
+          <w:rStyle w:val="NormalTok"/>
+        </w:rPr>
+        <w:t xml:space="preserve">        </w:t>
+      </w:r>
+      <w:r>
+        <w:rPr>
+          <w:rStyle w:val="OperatorTok"/>
+        </w:rPr>
+        <w:t xml:space="preserve">.</w:t>
+      </w:r>
+      <w:r>
+        <w:rPr>
+          <w:rStyle w:val="FunctionTok"/>
+        </w:rPr>
+        <w:t xml:space="preserve">AddInterceptors</w:t>
+      </w:r>
+      <w:r>
+        <w:rPr>
+          <w:rStyle w:val="OperatorTok"/>
+        </w:rPr>
+        <w:t xml:space="preserve">(</w:t>
+      </w:r>
+      <w:r>
+        <w:rPr>
+          <w:rStyle w:val="NormalTok"/>
+        </w:rPr>
+        <w:t xml:space="preserve">sp</w:t>
+      </w:r>
+      <w:r>
+        <w:rPr>
+          <w:rStyle w:val="OperatorTok"/>
+        </w:rPr>
+        <w:t xml:space="preserve">.</w:t>
+      </w:r>
+      <w:r>
+        <w:rPr>
+          <w:rStyle w:val="FunctionTok"/>
+        </w:rPr>
+        <w:t xml:space="preserve">GetRequiredService</w:t>
+      </w:r>
+      <w:r>
+        <w:rPr>
+          <w:rStyle w:val="OperatorTok"/>
+        </w:rPr>
+        <w:t xml:space="preserve">&lt;</w:t>
+      </w:r>
+      <w:r>
+        <w:rPr>
+          <w:rStyle w:val="NormalTok"/>
+        </w:rPr>
+        <w:t xml:space="preserve">AuditInterceptor</w:t>
+      </w:r>
+      <w:r>
+        <w:rPr>
+          <w:rStyle w:val="OperatorTok"/>
+        </w:rPr>
+        <w:t xml:space="preserve">&gt;()));</w:t>
+      </w:r>
+    </w:p>
+    <w:p>
+      <w:pPr>
+        <w:pStyle w:val="FirstParagraph"/>
+      </w:pPr>
+      <w:r>
+        <w:rPr>
+          <w:b/>
+          <w:bCs/>
+        </w:rPr>
+        <w:t xml:space="preserve">6. Inherit from</w:t>
+      </w:r>
+      <w:r>
+        <w:rPr>
+          <w:b/>
+          <w:bCs/>
+        </w:rPr>
+        <w:t xml:space="preserve"> </w:t>
+      </w:r>
+      <w:r>
+        <w:rPr>
+          <w:rStyle w:val="VerbatimChar"/>
+          <w:b/>
+          <w:bCs/>
+        </w:rPr>
+        <w:t xml:space="preserve">CoreDesignDbContext</w:t>
+      </w:r>
+    </w:p>
+    <w:p>
+      <w:pPr>
+        <w:pStyle w:val="BodyText"/>
+      </w:pPr>
+      <w:r>
+        <w:t xml:space="preserve">Your</w:t>
+      </w:r>
+      <w:r>
+        <w:t xml:space="preserve"> </w:t>
+      </w:r>
+      <w:r>
+        <w:rPr>
+          <w:rStyle w:val="VerbatimChar"/>
+        </w:rPr>
+        <w:t xml:space="preserve">DbContext</w:t>
+      </w:r>
+      <w:r>
+        <w:t xml:space="preserve"> </w:t>
+      </w:r>
+      <w:r>
+        <w:t xml:space="preserve">must inherit from</w:t>
+      </w:r>
+      <w:r>
+        <w:t xml:space="preserve"> </w:t>
+      </w:r>
+      <w:r>
+        <w:rPr>
+          <w:rStyle w:val="VerbatimChar"/>
+        </w:rPr>
+        <w:t xml:space="preserve">CoreDesignDbContext</w:t>
+      </w:r>
+      <w:r>
+        <w:t xml:space="preserve"> </w:t>
+      </w:r>
+      <w:r>
+        <w:t xml:space="preserve">instead of</w:t>
+      </w:r>
+      <w:r>
+        <w:t xml:space="preserve"> </w:t>
+      </w:r>
+      <w:r>
+        <w:rPr>
+          <w:rStyle w:val="VerbatimChar"/>
+        </w:rPr>
+        <w:t xml:space="preserve">DbContext</w:t>
+      </w:r>
+      <w:r>
+        <w:t xml:space="preserve"> </w:t>
+      </w:r>
+      <w:r>
+        <w:t xml:space="preserve">directly:</w:t>
+      </w:r>
+    </w:p>
+    <w:p>
+      <w:pPr>
+        <w:pStyle w:val="SourceCode"/>
+      </w:pPr>
+      <w:r>
+        <w:rPr>
+          <w:rStyle w:val="KeywordTok"/>
+        </w:rPr>
+        <w:t xml:space="preserve">public</w:t>
+      </w:r>
+      <w:r>
+        <w:rPr>
+          <w:rStyle w:val="NormalTok"/>
+        </w:rPr>
+        <w:t xml:space="preserve"> </w:t>
+      </w:r>
+      <w:r>
+        <w:rPr>
+          <w:rStyle w:val="KeywordTok"/>
+        </w:rPr>
+        <w:t xml:space="preserve">class</w:t>
+      </w:r>
+      <w:r>
+        <w:rPr>
+          <w:rStyle w:val="NormalTok"/>
+        </w:rPr>
+        <w:t xml:space="preserve"> </w:t>
+      </w:r>
+      <w:r>
+        <w:rPr>
+          <w:rStyle w:val="FunctionTok"/>
+        </w:rPr>
+        <w:t xml:space="preserve">AppDbContext</w:t>
+      </w:r>
+      <w:r>
+        <w:rPr>
+          <w:rStyle w:val="OperatorTok"/>
+        </w:rPr>
+        <w:t xml:space="preserve">(</w:t>
+      </w:r>
+      <w:r>
+        <w:rPr>
+          <w:rStyle w:val="NormalTok"/>
+        </w:rPr>
+        <w:t xml:space="preserve">DbContextOptions</w:t>
+      </w:r>
+      <w:r>
+        <w:rPr>
+          <w:rStyle w:val="OperatorTok"/>
+        </w:rPr>
+        <w:t xml:space="preserve">&lt;</w:t>
+      </w:r>
+      <w:r>
+        <w:rPr>
+          <w:rStyle w:val="NormalTok"/>
+        </w:rPr>
+        <w:t xml:space="preserve">AppDbContext</w:t>
+      </w:r>
+      <w:r>
+        <w:rPr>
+          <w:rStyle w:val="OperatorTok"/>
+        </w:rPr>
+        <w:t xml:space="preserve">&gt;</w:t>
+      </w:r>
+      <w:r>
+        <w:rPr>
+          <w:rStyle w:val="NormalTok"/>
+        </w:rPr>
+        <w:t xml:space="preserve"> options</w:t>
+      </w:r>
+      <w:r>
+        <w:rPr>
+          <w:rStyle w:val="OperatorTok"/>
+        </w:rPr>
+        <w:t xml:space="preserve">)</w:t>
+      </w:r>
+      <w:r>
+        <w:br/>
+      </w:r>
+      <w:r>
+        <w:rPr>
+          <w:rStyle w:val="NormalTok"/>
+        </w:rPr>
+        <w:t xml:space="preserve">    </w:t>
+      </w:r>
+      <w:r>
+        <w:rPr>
+          <w:rStyle w:val="OperatorTok"/>
+        </w:rPr>
+        <w:t xml:space="preserve">:</w:t>
+      </w:r>
+      <w:r>
+        <w:rPr>
+          <w:rStyle w:val="NormalTok"/>
+        </w:rPr>
+        <w:t xml:space="preserve"> </w:t>
+      </w:r>
+      <w:r>
+        <w:rPr>
+          <w:rStyle w:val="FunctionTok"/>
+        </w:rPr>
+        <w:t xml:space="preserve">CoreDesignDbContext</w:t>
+      </w:r>
+      <w:r>
+        <w:rPr>
+          <w:rStyle w:val="OperatorTok"/>
+        </w:rPr>
+        <w:t xml:space="preserve">(</w:t>
+      </w:r>
+      <w:r>
+        <w:rPr>
+          <w:rStyle w:val="NormalTok"/>
+        </w:rPr>
+        <w:t xml:space="preserve">options</w:t>
+      </w:r>
+      <w:r>
+        <w:rPr>
+          <w:rStyle w:val="OperatorTok"/>
+        </w:rPr>
+        <w:t xml:space="preserve">)</w:t>
+      </w:r>
+      <w:r>
+        <w:br/>
+      </w:r>
+      <w:r>
+        <w:rPr>
+          <w:rStyle w:val="OperatorTok"/>
+        </w:rPr>
+        <w:t xml:space="preserve">{</w:t>
+      </w:r>
+      <w:r>
+        <w:br/>
+      </w:r>
+      <w:r>
+        <w:rPr>
+          <w:rStyle w:val="NormalTok"/>
+        </w:rPr>
+        <w:t xml:space="preserve">    </w:t>
+      </w:r>
+      <w:r>
+        <w:rPr>
+          <w:rStyle w:val="KeywordTok"/>
+        </w:rPr>
+        <w:t xml:space="preserve">public</w:t>
+      </w:r>
+      <w:r>
+        <w:rPr>
+          <w:rStyle w:val="NormalTok"/>
+        </w:rPr>
+        <w:t xml:space="preserve"> DbSet</w:t>
+      </w:r>
+      <w:r>
+        <w:rPr>
+          <w:rStyle w:val="OperatorTok"/>
+        </w:rPr>
+        <w:t xml:space="preserve">&lt;</w:t>
+      </w:r>
+      <w:r>
+        <w:rPr>
+          <w:rStyle w:val="NormalTok"/>
+        </w:rPr>
+        <w:t xml:space="preserve">Widget</w:t>
+      </w:r>
+      <w:r>
+        <w:rPr>
+          <w:rStyle w:val="OperatorTok"/>
+        </w:rPr>
+        <w:t xml:space="preserve">&gt;</w:t>
+      </w:r>
+      <w:r>
+        <w:rPr>
+          <w:rStyle w:val="NormalTok"/>
+        </w:rPr>
+        <w:t xml:space="preserve"> Widgets </w:t>
+      </w:r>
+      <w:r>
+        <w:rPr>
+          <w:rStyle w:val="OperatorTok"/>
+        </w:rPr>
+        <w:t xml:space="preserve">{</w:t>
+      </w:r>
+      <w:r>
+        <w:rPr>
+          <w:rStyle w:val="NormalTok"/>
+        </w:rPr>
+        <w:t xml:space="preserve"> </w:t>
+      </w:r>
+      <w:r>
+        <w:rPr>
+          <w:rStyle w:val="KeywordTok"/>
+        </w:rPr>
+        <w:t xml:space="preserve">get</w:t>
+      </w:r>
+      <w:r>
+        <w:rPr>
+          <w:rStyle w:val="OperatorTok"/>
+        </w:rPr>
+        <w:t xml:space="preserve">;</w:t>
+      </w:r>
+      <w:r>
+        <w:rPr>
+          <w:rStyle w:val="NormalTok"/>
+        </w:rPr>
+        <w:t xml:space="preserve"> </w:t>
+      </w:r>
+      <w:r>
+        <w:rPr>
+          <w:rStyle w:val="KeywordTok"/>
+        </w:rPr>
+        <w:t xml:space="preserve">set</w:t>
+      </w:r>
+      <w:r>
+        <w:rPr>
+          <w:rStyle w:val="OperatorTok"/>
+        </w:rPr>
+        <w:t xml:space="preserve">;</w:t>
+      </w:r>
+      <w:r>
+        <w:rPr>
+          <w:rStyle w:val="NormalTok"/>
+        </w:rPr>
+        <w:t xml:space="preserve"> </w:t>
+      </w:r>
+      <w:r>
+        <w:rPr>
+          <w:rStyle w:val="OperatorTok"/>
+        </w:rPr>
+        <w:t xml:space="preserve">}</w:t>
+      </w:r>
+      <w:r>
+        <w:br/>
+      </w:r>
+      <w:r>
+        <w:br/>
+      </w:r>
+      <w:r>
+        <w:rPr>
+          <w:rStyle w:val="NormalTok"/>
+        </w:rPr>
+        <w:t xml:space="preserve">    </w:t>
+      </w:r>
+      <w:r>
+        <w:rPr>
+          <w:rStyle w:val="KeywordTok"/>
+        </w:rPr>
+        <w:t xml:space="preserve">protected</w:t>
+      </w:r>
+      <w:r>
+        <w:rPr>
+          <w:rStyle w:val="NormalTok"/>
+        </w:rPr>
+        <w:t xml:space="preserve"> </w:t>
+      </w:r>
+      <w:r>
+        <w:rPr>
+          <w:rStyle w:val="KeywordTok"/>
+        </w:rPr>
+        <w:t xml:space="preserve">override</w:t>
+      </w:r>
+      <w:r>
+        <w:rPr>
+          <w:rStyle w:val="NormalTok"/>
+        </w:rPr>
+        <w:t xml:space="preserve"> </w:t>
+      </w:r>
+      <w:r>
+        <w:rPr>
+          <w:rStyle w:val="DataTypeTok"/>
+        </w:rPr>
+        <w:t xml:space="preserve">void</w:t>
+      </w:r>
+      <w:r>
+        <w:rPr>
+          <w:rStyle w:val="NormalTok"/>
+        </w:rPr>
+        <w:t xml:space="preserve"> </w:t>
+      </w:r>
+      <w:r>
+        <w:rPr>
+          <w:rStyle w:val="FunctionTok"/>
+        </w:rPr>
+        <w:t xml:space="preserve">OnModelCreating</w:t>
+      </w:r>
+      <w:r>
+        <w:rPr>
+          <w:rStyle w:val="OperatorTok"/>
+        </w:rPr>
+        <w:t xml:space="preserve">(</w:t>
+      </w:r>
+      <w:r>
+        <w:rPr>
+          <w:rStyle w:val="NormalTok"/>
+        </w:rPr>
+        <w:t xml:space="preserve">ModelBuilder modelBuilder</w:t>
+      </w:r>
+      <w:r>
+        <w:rPr>
+          <w:rStyle w:val="OperatorTok"/>
+        </w:rPr>
+        <w:t xml:space="preserve">)</w:t>
+      </w:r>
+      <w:r>
+        <w:br/>
+      </w:r>
+      <w:r>
+        <w:rPr>
+          <w:rStyle w:val="NormalTok"/>
+        </w:rPr>
+        <w:t xml:space="preserve">    </w:t>
+      </w:r>
+      <w:r>
+        <w:rPr>
+          <w:rStyle w:val="OperatorTok"/>
+        </w:rPr>
+        <w:t xml:space="preserve">{</w:t>
+      </w:r>
+      <w:r>
+        <w:br/>
+      </w:r>
+      <w:r>
+        <w:rPr>
+          <w:rStyle w:val="NormalTok"/>
+        </w:rPr>
+        <w:t xml:space="preserve">        modelBuilder</w:t>
+      </w:r>
+      <w:r>
+        <w:rPr>
+          <w:rStyle w:val="OperatorTok"/>
+        </w:rPr>
+        <w:t xml:space="preserve">.</w:t>
+      </w:r>
+      <w:r>
+        <w:rPr>
+          <w:rStyle w:val="FunctionTok"/>
+        </w:rPr>
+        <w:t xml:space="preserve">HasDefaultSchema</w:t>
+      </w:r>
+      <w:r>
+        <w:rPr>
+          <w:rStyle w:val="OperatorTok"/>
+        </w:rPr>
+        <w:t xml:space="preserve">(</w:t>
+      </w:r>
+      <w:r>
+        <w:rPr>
+          <w:rStyle w:val="StringTok"/>
+        </w:rPr>
+        <w:t xml:space="preserve">"app"</w:t>
+      </w:r>
+      <w:r>
+        <w:rPr>
+          <w:rStyle w:val="OperatorTok"/>
+        </w:rPr>
+        <w:t xml:space="preserve">);</w:t>
+      </w:r>
+      <w:r>
+        <w:br/>
+      </w:r>
+      <w:r>
+        <w:rPr>
+          <w:rStyle w:val="NormalTok"/>
+        </w:rPr>
+        <w:t xml:space="preserve">        modelBuilder</w:t>
+      </w:r>
+      <w:r>
+        <w:rPr>
+          <w:rStyle w:val="OperatorTok"/>
+        </w:rPr>
+        <w:t xml:space="preserve">.</w:t>
+      </w:r>
+      <w:r>
+        <w:rPr>
+          <w:rStyle w:val="FunctionTok"/>
+        </w:rPr>
+        <w:t xml:space="preserve">ApplyConfigurationsFromAssembly</w:t>
+      </w:r>
+      <w:r>
+        <w:rPr>
+          <w:rStyle w:val="OperatorTok"/>
+        </w:rPr>
+        <w:t xml:space="preserve">(</w:t>
+      </w:r>
+      <w:r>
+        <w:rPr>
+          <w:rStyle w:val="KeywordTok"/>
+        </w:rPr>
+        <w:t xml:space="preserve">typeof</w:t>
+      </w:r>
+      <w:r>
+        <w:rPr>
+          <w:rStyle w:val="OperatorTok"/>
+        </w:rPr>
+        <w:t xml:space="preserve">(</w:t>
+      </w:r>
+      <w:r>
+        <w:rPr>
+          <w:rStyle w:val="NormalTok"/>
+        </w:rPr>
+        <w:t xml:space="preserve">AppDbContext</w:t>
+      </w:r>
+      <w:r>
+        <w:rPr>
+          <w:rStyle w:val="OperatorTok"/>
+        </w:rPr>
+        <w:t xml:space="preserve">).</w:t>
+      </w:r>
+      <w:r>
+        <w:rPr>
+          <w:rStyle w:val="FunctionTok"/>
+        </w:rPr>
+        <w:t xml:space="preserve">Assembly</w:t>
+      </w:r>
+      <w:r>
+        <w:rPr>
+          <w:rStyle w:val="OperatorTok"/>
+        </w:rPr>
+        <w:t xml:space="preserve">);</w:t>
+      </w:r>
+      <w:r>
+        <w:br/>
+      </w:r>
+      <w:r>
+        <w:rPr>
+          <w:rStyle w:val="NormalTok"/>
+        </w:rPr>
+        <w:t xml:space="preserve">    </w:t>
+      </w:r>
+      <w:r>
+        <w:rPr>
+          <w:rStyle w:val="OperatorTok"/>
+        </w:rPr>
+        <w:t xml:space="preserve">}</w:t>
+      </w:r>
+      <w:r>
+        <w:br/>
+      </w:r>
+      <w:r>
+        <w:rPr>
+          <w:rStyle w:val="OperatorTok"/>
+        </w:rPr>
+        <w:t xml:space="preserve">}</w:t>
+      </w:r>
+    </w:p>
+    <w:p>
+      <w:pPr>
+        <w:pStyle w:val="FirstParagraph"/>
+      </w:pPr>
+      <w:r>
+        <w:rPr>
+          <w:rStyle w:val="VerbatimChar"/>
+        </w:rPr>
+        <w:t xml:space="preserve">ApplyConfigurationsFromAssembly</w:t>
+      </w:r>
+      <w:r>
+        <w:t xml:space="preserve"> </w:t>
+      </w:r>
+      <w:r>
+        <w:t xml:space="preserve">scans the assembly for every class that implements</w:t>
+      </w:r>
+      <w:r>
+        <w:t xml:space="preserve"> </w:t>
+      </w:r>
+      <w:r>
+        <w:rPr>
+          <w:rStyle w:val="VerbatimChar"/>
+        </w:rPr>
+        <w:t xml:space="preserve">IEntityTypeConfiguration&lt;T&gt;</w:t>
+      </w:r>
+      <w:r>
+        <w:t xml:space="preserve"> </w:t>
+      </w:r>
+      <w:r>
+        <w:t xml:space="preserve">and calls</w:t>
+      </w:r>
+      <w:r>
+        <w:t xml:space="preserve"> </w:t>
+      </w:r>
+      <w:r>
+        <w:rPr>
+          <w:rStyle w:val="VerbatimChar"/>
+        </w:rPr>
+        <w:t xml:space="preserve">Configure</w:t>
+      </w:r>
+      <w:r>
+        <w:t xml:space="preserve"> </w:t>
+      </w:r>
+      <w:r>
+        <w:t xml:space="preserve">on each one automatically. No manual registration is needed when new entity configuration classes are added.</w:t>
+      </w:r>
+    </w:p>
+    <w:p>
+      <w:pPr>
+        <w:pStyle w:val="BodyText"/>
+      </w:pPr>
+      <w:r>
+        <w:rPr>
+          <w:b/>
+          <w:bCs/>
+        </w:rPr>
+        <w:t xml:space="preserve">7. Register repositories</w:t>
+      </w:r>
+    </w:p>
+    <w:p>
+      <w:pPr>
+        <w:pStyle w:val="BodyText"/>
+      </w:pPr>
+      <w:r>
+        <w:t xml:space="preserve">Register the repositories in your DI container, once per entity type:</w:t>
       </w:r>
     </w:p>
     <w:p>
@@ -2646,6 +4082,86 @@
     </w:p>
     <w:p>
       <w:pPr>
+        <w:pStyle w:val="BodyText"/>
+      </w:pPr>
+      <w:r>
+        <w:t xml:space="preserve">Audit fields (</w:t>
+      </w:r>
+      <w:r>
+        <w:rPr>
+          <w:rStyle w:val="VerbatimChar"/>
+        </w:rPr>
+        <w:t xml:space="preserve">Id</w:t>
+      </w:r>
+      <w:r>
+        <w:t xml:space="preserve">,</w:t>
+      </w:r>
+      <w:r>
+        <w:t xml:space="preserve"> </w:t>
+      </w:r>
+      <w:r>
+        <w:rPr>
+          <w:rStyle w:val="VerbatimChar"/>
+        </w:rPr>
+        <w:t xml:space="preserve">CreatedAt</w:t>
+      </w:r>
+      <w:r>
+        <w:t xml:space="preserve">,</w:t>
+      </w:r>
+      <w:r>
+        <w:t xml:space="preserve"> </w:t>
+      </w:r>
+      <w:r>
+        <w:rPr>
+          <w:rStyle w:val="VerbatimChar"/>
+        </w:rPr>
+        <w:t xml:space="preserve">CreatedBy</w:t>
+      </w:r>
+      <w:r>
+        <w:t xml:space="preserve">,</w:t>
+      </w:r>
+      <w:r>
+        <w:t xml:space="preserve"> </w:t>
+      </w:r>
+      <w:r>
+        <w:rPr>
+          <w:rStyle w:val="VerbatimChar"/>
+        </w:rPr>
+        <w:t xml:space="preserve">UpdatedAt</w:t>
+      </w:r>
+      <w:r>
+        <w:t xml:space="preserve">,</w:t>
+      </w:r>
+      <w:r>
+        <w:t xml:space="preserve"> </w:t>
+      </w:r>
+      <w:r>
+        <w:rPr>
+          <w:rStyle w:val="VerbatimChar"/>
+        </w:rPr>
+        <w:t xml:space="preserve">UpdatedBy</w:t>
+      </w:r>
+      <w:r>
+        <w:t xml:space="preserve">) are set automatically by the interceptor. No</w:t>
+      </w:r>
+      <w:r>
+        <w:t xml:space="preserve"> </w:t>
+      </w:r>
+      <w:r>
+        <w:rPr>
+          <w:rStyle w:val="VerbatimChar"/>
+        </w:rPr>
+        <w:t xml:space="preserve">userId</w:t>
+      </w:r>
+      <w:r>
+        <w:t xml:space="preserve"> </w:t>
+      </w:r>
+      <w:r>
+        <w:t xml:space="preserve">parameter is needed on any repository method:</w:t>
+      </w:r>
+    </w:p>
+    <w:p>
+      <w:pPr>
         <w:pStyle w:val="SourceCode"/>
       </w:pPr>
       <w:r>
@@ -2778,7 +4294,109 @@
         <w:rPr>
           <w:rStyle w:val="NormalTok"/>
         </w:rPr>
-        <w:t xml:space="preserve"> userId</w:t>
+        <w:t xml:space="preserve"> cancellationToken</w:t>
+      </w:r>
+      <w:r>
+        <w:rPr>
+          <w:rStyle w:val="OperatorTok"/>
+        </w:rPr>
+        <w:t xml:space="preserve">);</w:t>
+      </w:r>
+      <w:r>
+        <w:br/>
+      </w:r>
+      <w:r>
+        <w:br/>
+      </w:r>
+      <w:r>
+        <w:rPr>
+          <w:rStyle w:val="CommentTok"/>
+        </w:rPr>
+        <w:t xml:space="preserve">// Update</w:t>
+      </w:r>
+      <w:r>
+        <w:br/>
+      </w:r>
+      <w:r>
+        <w:rPr>
+          <w:rStyle w:val="NormalTok"/>
+        </w:rPr>
+        <w:t xml:space="preserve">widget</w:t>
+      </w:r>
+      <w:r>
+        <w:rPr>
+          <w:rStyle w:val="OperatorTok"/>
+        </w:rPr>
+        <w:t xml:space="preserve">.</w:t>
+      </w:r>
+      <w:r>
+        <w:rPr>
+          <w:rStyle w:val="FunctionTok"/>
+        </w:rPr>
+        <w:t xml:space="preserve">Name</w:t>
+      </w:r>
+      <w:r>
+        <w:rPr>
+          <w:rStyle w:val="NormalTok"/>
+        </w:rPr>
+        <w:t xml:space="preserve"> </w:t>
+      </w:r>
+      <w:r>
+        <w:rPr>
+          <w:rStyle w:val="OperatorTok"/>
+        </w:rPr>
+        <w:t xml:space="preserve">=</w:t>
+      </w:r>
+      <w:r>
+        <w:rPr>
+          <w:rStyle w:val="NormalTok"/>
+        </w:rPr>
+        <w:t xml:space="preserve"> </w:t>
+      </w:r>
+      <w:r>
+        <w:rPr>
+          <w:rStyle w:val="StringTok"/>
+        </w:rPr>
+        <w:t xml:space="preserve">"Updated Sprocket"</w:t>
+      </w:r>
+      <w:r>
+        <w:rPr>
+          <w:rStyle w:val="OperatorTok"/>
+        </w:rPr>
+        <w:t xml:space="preserve">;</w:t>
+      </w:r>
+      <w:r>
+        <w:br/>
+      </w:r>
+      <w:r>
+        <w:rPr>
+          <w:rStyle w:val="NormalTok"/>
+        </w:rPr>
+        <w:t xml:space="preserve">await cudRepository</w:t>
+      </w:r>
+      <w:r>
+        <w:rPr>
+          <w:rStyle w:val="OperatorTok"/>
+        </w:rPr>
+        <w:t xml:space="preserve">.</w:t>
+      </w:r>
+      <w:r>
+        <w:rPr>
+          <w:rStyle w:val="FunctionTok"/>
+        </w:rPr>
+        <w:t xml:space="preserve">UpdateAsync</w:t>
+      </w:r>
+      <w:r>
+        <w:rPr>
+          <w:rStyle w:val="OperatorTok"/>
+        </w:rPr>
+        <w:t xml:space="preserve">(</w:t>
+      </w:r>
+      <w:r>
+        <w:rPr>
+          <w:rStyle w:val="NormalTok"/>
+        </w:rPr>
+        <w:t xml:space="preserve">widget</w:t>
       </w:r>
       <w:r>
         <w:rPr>
@@ -2808,16 +4426,16 @@
         <w:rPr>
           <w:rStyle w:val="CommentTok"/>
         </w:rPr>
-        <w:t xml:space="preserve">// Update</w:t>
-      </w:r>
-      <w:r>
-        <w:br/>
-      </w:r>
-      <w:r>
-        <w:rPr>
-          <w:rStyle w:val="NormalTok"/>
-        </w:rPr>
-        <w:t xml:space="preserve">widget</w:t>
+        <w:t xml:space="preserve">// Soft delete (sets IsDeleted = true, row is not removed)</w:t>
+      </w:r>
+      <w:r>
+        <w:br/>
+      </w:r>
+      <w:r>
+        <w:rPr>
+          <w:rStyle w:val="NormalTok"/>
+        </w:rPr>
+        <w:t xml:space="preserve">await cudRepository</w:t>
       </w:r>
       <w:r>
         <w:rPr>
@@ -2829,37 +4447,49 @@
         <w:rPr>
           <w:rStyle w:val="FunctionTok"/>
         </w:rPr>
-        <w:t xml:space="preserve">Name</w:t>
-      </w:r>
-      <w:r>
-        <w:rPr>
-          <w:rStyle w:val="NormalTok"/>
-        </w:rPr>
-        <w:t xml:space="preserve"> </w:t>
-      </w:r>
-      <w:r>
-        <w:rPr>
-          <w:rStyle w:val="OperatorTok"/>
-        </w:rPr>
-        <w:t xml:space="preserve">=</w:t>
-      </w:r>
-      <w:r>
-        <w:rPr>
-          <w:rStyle w:val="NormalTok"/>
-        </w:rPr>
-        <w:t xml:space="preserve"> </w:t>
-      </w:r>
-      <w:r>
-        <w:rPr>
-          <w:rStyle w:val="StringTok"/>
-        </w:rPr>
-        <w:t xml:space="preserve">"Updated Sprocket"</w:t>
-      </w:r>
-      <w:r>
-        <w:rPr>
-          <w:rStyle w:val="OperatorTok"/>
-        </w:rPr>
-        <w:t xml:space="preserve">;</w:t>
+        <w:t xml:space="preserve">SoftDeleteAsync</w:t>
+      </w:r>
+      <w:r>
+        <w:rPr>
+          <w:rStyle w:val="OperatorTok"/>
+        </w:rPr>
+        <w:t xml:space="preserve">(</w:t>
+      </w:r>
+      <w:r>
+        <w:rPr>
+          <w:rStyle w:val="NormalTok"/>
+        </w:rPr>
+        <w:t xml:space="preserve">id</w:t>
+      </w:r>
+      <w:r>
+        <w:rPr>
+          <w:rStyle w:val="OperatorTok"/>
+        </w:rPr>
+        <w:t xml:space="preserve">,</w:t>
+      </w:r>
+      <w:r>
+        <w:rPr>
+          <w:rStyle w:val="NormalTok"/>
+        </w:rPr>
+        <w:t xml:space="preserve"> cancellationToken</w:t>
+      </w:r>
+      <w:r>
+        <w:rPr>
+          <w:rStyle w:val="OperatorTok"/>
+        </w:rPr>
+        <w:t xml:space="preserve">);</w:t>
+      </w:r>
+      <w:r>
+        <w:br/>
+      </w:r>
+      <w:r>
+        <w:br/>
+      </w:r>
+      <w:r>
+        <w:rPr>
+          <w:rStyle w:val="CommentTok"/>
+        </w:rPr>
+        <w:t xml:space="preserve">// Soft delete a parent and all child entities in the EF navigation graph</w:t>
       </w:r>
       <w:r>
         <w:br/>
@@ -2880,7 +4510,7 @@
         <w:rPr>
           <w:rStyle w:val="FunctionTok"/>
         </w:rPr>
-        <w:t xml:space="preserve">UpdateAsync</w:t>
+        <w:t xml:space="preserve">SoftDeleteCascadeAsync</w:t>
       </w:r>
       <w:r>
         <w:rPr>
@@ -2892,7 +4522,7 @@
         <w:rPr>
           <w:rStyle w:val="NormalTok"/>
         </w:rPr>
-        <w:t xml:space="preserve">widget</w:t>
+        <w:t xml:space="preserve">id</w:t>
       </w:r>
       <w:r>
         <w:rPr>
@@ -2904,7 +4534,58 @@
         <w:rPr>
           <w:rStyle w:val="NormalTok"/>
         </w:rPr>
-        <w:t xml:space="preserve"> userId</w:t>
+        <w:t xml:space="preserve"> cancellationToken</w:t>
+      </w:r>
+      <w:r>
+        <w:rPr>
+          <w:rStyle w:val="OperatorTok"/>
+        </w:rPr>
+        <w:t xml:space="preserve">);</w:t>
+      </w:r>
+      <w:r>
+        <w:br/>
+      </w:r>
+      <w:r>
+        <w:br/>
+      </w:r>
+      <w:r>
+        <w:rPr>
+          <w:rStyle w:val="CommentTok"/>
+        </w:rPr>
+        <w:t xml:space="preserve">// Hard delete (physically removes the row; finds the entity even if soft-deleted)</w:t>
+      </w:r>
+      <w:r>
+        <w:br/>
+      </w:r>
+      <w:r>
+        <w:rPr>
+          <w:rStyle w:val="NormalTok"/>
+        </w:rPr>
+        <w:t xml:space="preserve">await cudRepository</w:t>
+      </w:r>
+      <w:r>
+        <w:rPr>
+          <w:rStyle w:val="OperatorTok"/>
+        </w:rPr>
+        <w:t xml:space="preserve">.</w:t>
+      </w:r>
+      <w:r>
+        <w:rPr>
+          <w:rStyle w:val="FunctionTok"/>
+        </w:rPr>
+        <w:t xml:space="preserve">HardDeleteAsync</w:t>
+      </w:r>
+      <w:r>
+        <w:rPr>
+          <w:rStyle w:val="OperatorTok"/>
+        </w:rPr>
+        <w:t xml:space="preserve">(</w:t>
+      </w:r>
+      <w:r>
+        <w:rPr>
+          <w:rStyle w:val="NormalTok"/>
+        </w:rPr>
+        <w:t xml:space="preserve">id</w:t>
       </w:r>
       <w:r>
         <w:rPr>
@@ -2934,7 +4615,7 @@
         <w:rPr>
           <w:rStyle w:val="CommentTok"/>
         </w:rPr>
-        <w:t xml:space="preserve">// Soft delete (sets IsDeleted = true, row is not removed)</w:t>
+        <w:t xml:space="preserve">// Hard delete a parent and all child entities in the EF navigation graph</w:t>
       </w:r>
       <w:r>
         <w:br/>
@@ -2955,7 +4636,7 @@
         <w:rPr>
           <w:rStyle w:val="FunctionTok"/>
         </w:rPr>
-        <w:t xml:space="preserve">DeleteAsync</w:t>
+        <w:t xml:space="preserve">HardDeleteCascadeAsync</w:t>
       </w:r>
       <w:r>
         <w:rPr>
@@ -2968,18 +4649,6 @@
           <w:rStyle w:val="NormalTok"/>
         </w:rPr>
         <w:t xml:space="preserve">id</w:t>
-      </w:r>
-      <w:r>
-        <w:rPr>
-          <w:rStyle w:val="OperatorTok"/>
-        </w:rPr>
-        <w:t xml:space="preserve">,</w:t>
-      </w:r>
-      <w:r>
-        <w:rPr>
-          <w:rStyle w:val="NormalTok"/>
-        </w:rPr>
-        <w:t xml:space="preserve"> userId</w:t>
       </w:r>
       <w:r>
         <w:rPr>
@@ -3052,43 +4721,28 @@
         <w:rPr>
           <w:rStyle w:val="VerbatimChar"/>
         </w:rPr>
-        <w:t xml:space="preserve">GetAllAttachedAsync</w:t>
-      </w:r>
-      <w:r>
-        <w:t xml:space="preserve"> </w:t>
-      </w:r>
-      <w:r>
-        <w:t xml:space="preserve">and</w:t>
-      </w:r>
-      <w:r>
-        <w:t xml:space="preserve"> </w:t>
-      </w:r>
-      <w:r>
-        <w:rPr>
-          <w:rStyle w:val="VerbatimChar"/>
-        </w:rPr>
-        <w:t xml:space="preserve">GetAttachedAsync</w:t>
-      </w:r>
-      <w:r>
-        <w:t xml:space="preserve"> </w:t>
-      </w:r>
-      <w:r>
-        <w:t xml:space="preserve">return tracked entities for use when you need EF Core to detect changes without an explicit</w:t>
-      </w:r>
-      <w:r>
-        <w:t xml:space="preserve"> </w:t>
-      </w:r>
-      <w:r>
-        <w:rPr>
-          <w:rStyle w:val="VerbatimChar"/>
-        </w:rPr>
-        <w:t xml:space="preserve">Attach</w:t>
-      </w:r>
-      <w:r>
-        <w:t xml:space="preserve"> </w:t>
-      </w:r>
-      <w:r>
-        <w:t xml:space="preserve">call.</w:t>
+        <w:t xml:space="preserve">HardDeleteAsync</w:t>
+      </w:r>
+      <w:r>
+        <w:t xml:space="preserve"> </w:t>
+      </w:r>
+      <w:r>
+        <w:t xml:space="preserve">uses</w:t>
+      </w:r>
+      <w:r>
+        <w:t xml:space="preserve"> </w:t>
+      </w:r>
+      <w:r>
+        <w:rPr>
+          <w:rStyle w:val="VerbatimChar"/>
+        </w:rPr>
+        <w:t xml:space="preserve">IgnoreQueryFilters()</w:t>
+      </w:r>
+      <w:r>
+        <w:t xml:space="preserve"> </w:t>
+      </w:r>
+      <w:r>
+        <w:t xml:space="preserve">internally so it can remove rows that were previously soft-deleted.</w:t>
       </w:r>
     </w:p>
     <w:p>
@@ -3100,40 +4754,1185 @@
         </w:numPr>
       </w:pPr>
       <w:r>
-        <w:rPr>
-          <w:rStyle w:val="VerbatimChar"/>
-        </w:rPr>
-        <w:t xml:space="preserve">InitializeAuditFields</w:t>
-      </w:r>
-      <w:r>
-        <w:t xml:space="preserve"> </w:t>
-      </w:r>
-      <w:r>
-        <w:t xml:space="preserve">must be called on new entities before insert;</w:t>
-      </w:r>
-      <w:r>
-        <w:t xml:space="preserve"> </w:t>
-      </w:r>
-      <w:r>
-        <w:rPr>
-          <w:rStyle w:val="VerbatimChar"/>
-        </w:rPr>
-        <w:t xml:space="preserve">CudRepository</w:t>
-      </w:r>
-      <w:r>
-        <w:t xml:space="preserve"> </w:t>
-      </w:r>
-      <w:r>
-        <w:t xml:space="preserve">handles this automatically when using</w:t>
-      </w:r>
-      <w:r>
-        <w:t xml:space="preserve"> </w:t>
-      </w:r>
-      <w:r>
-        <w:rPr>
-          <w:rStyle w:val="VerbatimChar"/>
-        </w:rPr>
-        <w:t xml:space="preserve">InsertAsync</w:t>
+        <w:t xml:space="preserve">Cascade methods walk EF Core’s navigation graph in memory. They load child collections before marking or removing them, so large graphs increase memory usage proportionally.</w:t>
+      </w:r>
+    </w:p>
+    <w:p>
+      <w:pPr>
+        <w:pStyle w:val="Compact"/>
+        <w:numPr>
+          <w:ilvl w:val="0"/>
+          <w:numId w:val="1005"/>
+        </w:numPr>
+      </w:pPr>
+      <w:r>
+        <w:rPr>
+          <w:rStyle w:val="VerbatimChar"/>
+        </w:rPr>
+        <w:t xml:space="preserve">GetAllAttachedAsync</w:t>
+      </w:r>
+      <w:r>
+        <w:t xml:space="preserve"> </w:t>
+      </w:r>
+      <w:r>
+        <w:t xml:space="preserve">and</w:t>
+      </w:r>
+      <w:r>
+        <w:t xml:space="preserve"> </w:t>
+      </w:r>
+      <w:r>
+        <w:rPr>
+          <w:rStyle w:val="VerbatimChar"/>
+        </w:rPr>
+        <w:t xml:space="preserve">GetAttachedAsync</w:t>
+      </w:r>
+      <w:r>
+        <w:t xml:space="preserve"> </w:t>
+      </w:r>
+      <w:r>
+        <w:t xml:space="preserve">return tracked entities for use when you need EF Core to detect changes without an explicit</w:t>
+      </w:r>
+      <w:r>
+        <w:t xml:space="preserve"> </w:t>
+      </w:r>
+      <w:r>
+        <w:rPr>
+          <w:rStyle w:val="VerbatimChar"/>
+        </w:rPr>
+        <w:t xml:space="preserve">Attach</w:t>
+      </w:r>
+      <w:r>
+        <w:t xml:space="preserve"> </w:t>
+      </w:r>
+      <w:r>
+        <w:t xml:space="preserve">call.</w:t>
+      </w:r>
+    </w:p>
+    <w:p>
+      <w:pPr>
+        <w:pStyle w:val="Compact"/>
+        <w:numPr>
+          <w:ilvl w:val="0"/>
+          <w:numId w:val="1005"/>
+        </w:numPr>
+      </w:pPr>
+      <w:r>
+        <w:t xml:space="preserve">Seeded entities whose JSON includes explicit audit values (non-default</w:t>
+      </w:r>
+      <w:r>
+        <w:t xml:space="preserve"> </w:t>
+      </w:r>
+      <w:r>
+        <w:rPr>
+          <w:rStyle w:val="VerbatimChar"/>
+        </w:rPr>
+        <w:t xml:space="preserve">CreatedAt</w:t>
+      </w:r>
+      <w:r>
+        <w:t xml:space="preserve">) are preserved as-is. The interceptor only fills in audit fields when</w:t>
+      </w:r>
+      <w:r>
+        <w:t xml:space="preserve"> </w:t>
+      </w:r>
+      <w:r>
+        <w:rPr>
+          <w:rStyle w:val="VerbatimChar"/>
+        </w:rPr>
+        <w:t xml:space="preserve">CreatedAt</w:t>
+      </w:r>
+      <w:r>
+        <w:t xml:space="preserve"> </w:t>
+      </w:r>
+      <w:r>
+        <w:t xml:space="preserve">is at its default value.</w:t>
+      </w:r>
+    </w:p>
+    <w:bookmarkEnd w:id="13"/>
+    <w:bookmarkStart w:id="22" w:name="migration-worker"/>
+    <w:p>
+      <w:pPr>
+        <w:pStyle w:val="Heading2"/>
+      </w:pPr>
+      <w:r>
+        <w:t xml:space="preserve">Migration Worker</w:t>
+      </w:r>
+    </w:p>
+    <w:p>
+      <w:pPr>
+        <w:pStyle w:val="FirstParagraph"/>
+      </w:pPr>
+      <w:r>
+        <w:rPr>
+          <w:rStyle w:val="VerbatimChar"/>
+        </w:rPr>
+        <w:t xml:space="preserve">MigrationWorker&lt;TContext&gt;</w:t>
+      </w:r>
+      <w:r>
+        <w:t xml:space="preserve"> </w:t>
+      </w:r>
+      <w:r>
+        <w:t xml:space="preserve">is a concrete</w:t>
+      </w:r>
+      <w:r>
+        <w:t xml:space="preserve"> </w:t>
+      </w:r>
+      <w:r>
+        <w:rPr>
+          <w:rStyle w:val="VerbatimChar"/>
+        </w:rPr>
+        <w:t xml:space="preserve">BackgroundService</w:t>
+      </w:r>
+      <w:r>
+        <w:t xml:space="preserve"> </w:t>
+      </w:r>
+      <w:r>
+        <w:t xml:space="preserve">that works in any .NET host application, including .NET Aspire migration services. It runs three steps in order when the host starts:</w:t>
+      </w:r>
+    </w:p>
+    <w:p>
+      <w:pPr>
+        <w:pStyle w:val="Compact"/>
+        <w:numPr>
+          <w:ilvl w:val="0"/>
+          <w:numId w:val="1006"/>
+        </w:numPr>
+      </w:pPr>
+      <w:r>
+        <w:rPr>
+          <w:b/>
+          <w:bCs/>
+        </w:rPr>
+        <w:t xml:space="preserve">Ensure database</w:t>
+      </w:r>
+      <w:r>
+        <w:t xml:space="preserve">: creates the database if it does not exist.</w:t>
+      </w:r>
+    </w:p>
+    <w:p>
+      <w:pPr>
+        <w:pStyle w:val="Compact"/>
+        <w:numPr>
+          <w:ilvl w:val="0"/>
+          <w:numId w:val="1006"/>
+        </w:numPr>
+      </w:pPr>
+      <w:r>
+        <w:rPr>
+          <w:b/>
+          <w:bCs/>
+        </w:rPr>
+        <w:t xml:space="preserve">Migrate</w:t>
+      </w:r>
+      <w:r>
+        <w:t xml:space="preserve">: applies all pending EF Core migrations via</w:t>
+      </w:r>
+      <w:r>
+        <w:t xml:space="preserve"> </w:t>
+      </w:r>
+      <w:r>
+        <w:rPr>
+          <w:rStyle w:val="VerbatimChar"/>
+        </w:rPr>
+        <w:t xml:space="preserve">MigrateAsync</w:t>
+      </w:r>
+      <w:r>
+        <w:t xml:space="preserve">.</w:t>
+      </w:r>
+    </w:p>
+    <w:p>
+      <w:pPr>
+        <w:pStyle w:val="Compact"/>
+        <w:numPr>
+          <w:ilvl w:val="0"/>
+          <w:numId w:val="1006"/>
+        </w:numPr>
+      </w:pPr>
+      <w:r>
+        <w:rPr>
+          <w:b/>
+          <w:bCs/>
+        </w:rPr>
+        <w:t xml:space="preserve">Seed</w:t>
+      </w:r>
+      <w:r>
+        <w:t xml:space="preserve">: scans the seed directory for</w:t>
+      </w:r>
+      <w:r>
+        <w:t xml:space="preserve"> </w:t>
+      </w:r>
+      <w:r>
+        <w:rPr>
+          <w:rStyle w:val="VerbatimChar"/>
+        </w:rPr>
+        <w:t xml:space="preserve">*.json</w:t>
+      </w:r>
+      <w:r>
+        <w:t xml:space="preserve"> </w:t>
+      </w:r>
+      <w:r>
+        <w:t xml:space="preserve">files and inserts any records that do not yet exist in the database.</w:t>
+      </w:r>
+    </w:p>
+    <w:p>
+      <w:pPr>
+        <w:pStyle w:val="FirstParagraph"/>
+      </w:pPr>
+      <w:r>
+        <w:t xml:space="preserve">When all steps complete, it calls</w:t>
+      </w:r>
+      <w:r>
+        <w:t xml:space="preserve"> </w:t>
+      </w:r>
+      <w:r>
+        <w:rPr>
+          <w:rStyle w:val="VerbatimChar"/>
+        </w:rPr>
+        <w:t xml:space="preserve">IHostApplicationLifetime.StopApplication()</w:t>
+      </w:r>
+      <w:r>
+        <w:t xml:space="preserve"> </w:t>
+      </w:r>
+      <w:r>
+        <w:t xml:space="preserve">and the process exits with code 0. If any step throws, the exception propagates and the process exits with a non-zero code, which blocks deployment pipelines from proceeding.</w:t>
+      </w:r>
+    </w:p>
+    <w:p>
+      <w:pPr>
+        <w:pStyle w:val="BodyText"/>
+      </w:pPr>
+      <w:r>
+        <w:t xml:space="preserve">Both the ensure and migrate steps wrap their database calls in</w:t>
+      </w:r>
+      <w:r>
+        <w:t xml:space="preserve"> </w:t>
+      </w:r>
+      <w:r>
+        <w:rPr>
+          <w:rStyle w:val="VerbatimChar"/>
+        </w:rPr>
+        <w:t xml:space="preserve">CreateExecutionStrategy()</w:t>
+      </w:r>
+      <w:r>
+        <w:t xml:space="preserve"> </w:t>
+      </w:r>
+      <w:r>
+        <w:t xml:space="preserve">so transient SQL Server errors are retried automatically.</w:t>
+      </w:r>
+    </w:p>
+    <w:bookmarkStart w:id="14" w:name="registration"/>
+    <w:p>
+      <w:pPr>
+        <w:pStyle w:val="Heading3"/>
+      </w:pPr>
+      <w:r>
+        <w:t xml:space="preserve">Registration</w:t>
+      </w:r>
+    </w:p>
+    <w:p>
+      <w:pPr>
+        <w:pStyle w:val="FirstParagraph"/>
+      </w:pPr>
+      <w:r>
+        <w:t xml:space="preserve">Register</w:t>
+      </w:r>
+      <w:r>
+        <w:t xml:space="preserve"> </w:t>
+      </w:r>
+      <w:r>
+        <w:rPr>
+          <w:rStyle w:val="VerbatimChar"/>
+        </w:rPr>
+        <w:t xml:space="preserve">AddCoreDesignData</w:t>
+      </w:r>
+      <w:r>
+        <w:t xml:space="preserve"> </w:t>
+      </w:r>
+      <w:r>
+        <w:t xml:space="preserve">before</w:t>
+      </w:r>
+      <w:r>
+        <w:t xml:space="preserve"> </w:t>
+      </w:r>
+      <w:r>
+        <w:rPr>
+          <w:rStyle w:val="VerbatimChar"/>
+        </w:rPr>
+        <w:t xml:space="preserve">AddMigrationWorker</w:t>
+      </w:r>
+      <w:r>
+        <w:t xml:space="preserve">. Migration services have no authenticated user, so use</w:t>
+      </w:r>
+      <w:r>
+        <w:t xml:space="preserve"> </w:t>
+      </w:r>
+      <w:r>
+        <w:rPr>
+          <w:rStyle w:val="VerbatimChar"/>
+        </w:rPr>
+        <w:t xml:space="preserve">SystemUserAccessor</w:t>
+      </w:r>
+      <w:r>
+        <w:t xml:space="preserve">:</w:t>
+      </w:r>
+    </w:p>
+    <w:p>
+      <w:pPr>
+        <w:pStyle w:val="SourceCode"/>
+      </w:pPr>
+      <w:r>
+        <w:rPr>
+          <w:rStyle w:val="NormalTok"/>
+        </w:rPr>
+        <w:t xml:space="preserve">builder</w:t>
+      </w:r>
+      <w:r>
+        <w:rPr>
+          <w:rStyle w:val="OperatorTok"/>
+        </w:rPr>
+        <w:t xml:space="preserve">.</w:t>
+      </w:r>
+      <w:r>
+        <w:rPr>
+          <w:rStyle w:val="FunctionTok"/>
+        </w:rPr>
+        <w:t xml:space="preserve">Services</w:t>
+      </w:r>
+      <w:r>
+        <w:rPr>
+          <w:rStyle w:val="OperatorTok"/>
+        </w:rPr>
+        <w:t xml:space="preserve">.</w:t>
+      </w:r>
+      <w:r>
+        <w:rPr>
+          <w:rStyle w:val="FunctionTok"/>
+        </w:rPr>
+        <w:t xml:space="preserve">AddCoreDesignData</w:t>
+      </w:r>
+      <w:r>
+        <w:rPr>
+          <w:rStyle w:val="OperatorTok"/>
+        </w:rPr>
+        <w:t xml:space="preserve">&lt;</w:t>
+      </w:r>
+      <w:r>
+        <w:rPr>
+          <w:rStyle w:val="NormalTok"/>
+        </w:rPr>
+        <w:t xml:space="preserve">SystemUserAccessor</w:t>
+      </w:r>
+      <w:r>
+        <w:rPr>
+          <w:rStyle w:val="OperatorTok"/>
+        </w:rPr>
+        <w:t xml:space="preserve">&gt;();</w:t>
+      </w:r>
+      <w:r>
+        <w:br/>
+      </w:r>
+      <w:r>
+        <w:rPr>
+          <w:rStyle w:val="NormalTok"/>
+        </w:rPr>
+        <w:t xml:space="preserve">builder</w:t>
+      </w:r>
+      <w:r>
+        <w:rPr>
+          <w:rStyle w:val="OperatorTok"/>
+        </w:rPr>
+        <w:t xml:space="preserve">.</w:t>
+      </w:r>
+      <w:r>
+        <w:rPr>
+          <w:rStyle w:val="FunctionTok"/>
+        </w:rPr>
+        <w:t xml:space="preserve">AddMigrationWorker</w:t>
+      </w:r>
+      <w:r>
+        <w:rPr>
+          <w:rStyle w:val="OperatorTok"/>
+        </w:rPr>
+        <w:t xml:space="preserve">&lt;</w:t>
+      </w:r>
+      <w:r>
+        <w:rPr>
+          <w:rStyle w:val="NormalTok"/>
+        </w:rPr>
+        <w:t xml:space="preserve">AppDbContext</w:t>
+      </w:r>
+      <w:r>
+        <w:rPr>
+          <w:rStyle w:val="OperatorTok"/>
+        </w:rPr>
+        <w:t xml:space="preserve">&gt;();</w:t>
+      </w:r>
+      <w:r>
+        <w:br/>
+      </w:r>
+      <w:r>
+        <w:br/>
+      </w:r>
+      <w:r>
+        <w:rPr>
+          <w:rStyle w:val="NormalTok"/>
+        </w:rPr>
+        <w:t xml:space="preserve">builder</w:t>
+      </w:r>
+      <w:r>
+        <w:rPr>
+          <w:rStyle w:val="OperatorTok"/>
+        </w:rPr>
+        <w:t xml:space="preserve">.</w:t>
+      </w:r>
+      <w:r>
+        <w:rPr>
+          <w:rStyle w:val="FunctionTok"/>
+        </w:rPr>
+        <w:t xml:space="preserve">Services</w:t>
+      </w:r>
+      <w:r>
+        <w:rPr>
+          <w:rStyle w:val="OperatorTok"/>
+        </w:rPr>
+        <w:t xml:space="preserve">.</w:t>
+      </w:r>
+      <w:r>
+        <w:rPr>
+          <w:rStyle w:val="FunctionTok"/>
+        </w:rPr>
+        <w:t xml:space="preserve">AddOpenTelemetry</w:t>
+      </w:r>
+      <w:r>
+        <w:rPr>
+          <w:rStyle w:val="OperatorTok"/>
+        </w:rPr>
+        <w:t xml:space="preserve">()</w:t>
+      </w:r>
+      <w:r>
+        <w:br/>
+      </w:r>
+      <w:r>
+        <w:rPr>
+          <w:rStyle w:val="NormalTok"/>
+        </w:rPr>
+        <w:t xml:space="preserve">    </w:t>
+      </w:r>
+      <w:r>
+        <w:rPr>
+          <w:rStyle w:val="OperatorTok"/>
+        </w:rPr>
+        <w:t xml:space="preserve">.</w:t>
+      </w:r>
+      <w:r>
+        <w:rPr>
+          <w:rStyle w:val="FunctionTok"/>
+        </w:rPr>
+        <w:t xml:space="preserve">WithTracing</w:t>
+      </w:r>
+      <w:r>
+        <w:rPr>
+          <w:rStyle w:val="OperatorTok"/>
+        </w:rPr>
+        <w:t xml:space="preserve">(</w:t>
+      </w:r>
+      <w:r>
+        <w:rPr>
+          <w:rStyle w:val="NormalTok"/>
+        </w:rPr>
+        <w:t xml:space="preserve">t </w:t>
+      </w:r>
+      <w:r>
+        <w:rPr>
+          <w:rStyle w:val="OperatorTok"/>
+        </w:rPr>
+        <w:t xml:space="preserve">=&gt;</w:t>
+      </w:r>
+      <w:r>
+        <w:rPr>
+          <w:rStyle w:val="NormalTok"/>
+        </w:rPr>
+        <w:t xml:space="preserve"> t</w:t>
+      </w:r>
+      <w:r>
+        <w:rPr>
+          <w:rStyle w:val="OperatorTok"/>
+        </w:rPr>
+        <w:t xml:space="preserve">.</w:t>
+      </w:r>
+      <w:r>
+        <w:rPr>
+          <w:rStyle w:val="FunctionTok"/>
+        </w:rPr>
+        <w:t xml:space="preserve">AddSource</w:t>
+      </w:r>
+      <w:r>
+        <w:rPr>
+          <w:rStyle w:val="OperatorTok"/>
+        </w:rPr>
+        <w:t xml:space="preserve">(</w:t>
+      </w:r>
+      <w:r>
+        <w:rPr>
+          <w:rStyle w:val="NormalTok"/>
+        </w:rPr>
+        <w:t xml:space="preserve">MigrationWorker</w:t>
+      </w:r>
+      <w:r>
+        <w:rPr>
+          <w:rStyle w:val="OperatorTok"/>
+        </w:rPr>
+        <w:t xml:space="preserve">&lt;</w:t>
+      </w:r>
+      <w:r>
+        <w:rPr>
+          <w:rStyle w:val="NormalTok"/>
+        </w:rPr>
+        <w:t xml:space="preserve">AppDbContext</w:t>
+      </w:r>
+      <w:r>
+        <w:rPr>
+          <w:rStyle w:val="OperatorTok"/>
+        </w:rPr>
+        <w:t xml:space="preserve">&gt;.</w:t>
+      </w:r>
+      <w:r>
+        <w:rPr>
+          <w:rStyle w:val="FunctionTok"/>
+        </w:rPr>
+        <w:t xml:space="preserve">ActivitySourceName</w:t>
+      </w:r>
+      <w:r>
+        <w:rPr>
+          <w:rStyle w:val="OperatorTok"/>
+        </w:rPr>
+        <w:t xml:space="preserve">));</w:t>
+      </w:r>
+    </w:p>
+    <w:bookmarkEnd w:id="14"/>
+    <w:bookmarkStart w:id="15" w:name="seed-file-naming-convention"/>
+    <w:p>
+      <w:pPr>
+        <w:pStyle w:val="Heading3"/>
+      </w:pPr>
+      <w:r>
+        <w:t xml:space="preserve">Seed file naming convention</w:t>
+      </w:r>
+    </w:p>
+    <w:p>
+      <w:pPr>
+        <w:pStyle w:val="FirstParagraph"/>
+      </w:pPr>
+      <w:r>
+        <w:t xml:space="preserve">By default,</w:t>
+      </w:r>
+      <w:r>
+        <w:t xml:space="preserve"> </w:t>
+      </w:r>
+      <w:r>
+        <w:rPr>
+          <w:rStyle w:val="VerbatimChar"/>
+        </w:rPr>
+        <w:t xml:space="preserve">MigrationWorker&lt;TContext&gt;</w:t>
+      </w:r>
+      <w:r>
+        <w:t xml:space="preserve"> </w:t>
+      </w:r>
+      <w:r>
+        <w:t xml:space="preserve">scans a directory named</w:t>
+      </w:r>
+      <w:r>
+        <w:t xml:space="preserve"> </w:t>
+      </w:r>
+      <w:r>
+        <w:rPr>
+          <w:rStyle w:val="VerbatimChar"/>
+        </w:rPr>
+        <w:t xml:space="preserve">SeedData</w:t>
+      </w:r>
+      <w:r>
+        <w:t xml:space="preserve"> </w:t>
+      </w:r>
+      <w:r>
+        <w:t xml:space="preserve">(relative to the working directory) for</w:t>
+      </w:r>
+      <w:r>
+        <w:t xml:space="preserve"> </w:t>
+      </w:r>
+      <w:r>
+        <w:rPr>
+          <w:rStyle w:val="VerbatimChar"/>
+        </w:rPr>
+        <w:t xml:space="preserve">*.json</w:t>
+      </w:r>
+      <w:r>
+        <w:t xml:space="preserve"> </w:t>
+      </w:r>
+      <w:r>
+        <w:t xml:space="preserve">files. Each file must be named after the</w:t>
+      </w:r>
+      <w:r>
+        <w:t xml:space="preserve"> </w:t>
+      </w:r>
+      <w:r>
+        <w:rPr>
+          <w:b/>
+          <w:bCs/>
+        </w:rPr>
+        <w:t xml:space="preserve">fully qualified type name</w:t>
+      </w:r>
+      <w:r>
+        <w:t xml:space="preserve"> </w:t>
+      </w:r>
+      <w:r>
+        <w:t xml:space="preserve">of the entity it seeds. The worker resolves the filename (without the</w:t>
+      </w:r>
+      <w:r>
+        <w:t xml:space="preserve"> </w:t>
+      </w:r>
+      <w:r>
+        <w:rPr>
+          <w:rStyle w:val="VerbatimChar"/>
+        </w:rPr>
+        <w:t xml:space="preserve">.json</w:t>
+      </w:r>
+      <w:r>
+        <w:t xml:space="preserve"> </w:t>
+      </w:r>
+      <w:r>
+        <w:t xml:space="preserve">extension) to a type in</w:t>
+      </w:r>
+      <w:r>
+        <w:t xml:space="preserve"> </w:t>
+      </w:r>
+      <w:r>
+        <w:rPr>
+          <w:rStyle w:val="VerbatimChar"/>
+        </w:rPr>
+        <w:t xml:space="preserve">typeof(TContext).Assembly</w:t>
+      </w:r>
+      <w:r>
+        <w:t xml:space="preserve"> </w:t>
+      </w:r>
+      <w:r>
+        <w:t xml:space="preserve">and deserializes the JSON as a</w:t>
+      </w:r>
+      <w:r>
+        <w:t xml:space="preserve"> </w:t>
+      </w:r>
+      <w:r>
+        <w:rPr>
+          <w:rStyle w:val="VerbatimChar"/>
+        </w:rPr>
+        <w:t xml:space="preserve">List&lt;T&gt;</w:t>
+      </w:r>
+      <w:r>
+        <w:t xml:space="preserve">. Files whose name cannot be resolved to a</w:t>
+      </w:r>
+      <w:r>
+        <w:t xml:space="preserve"> </w:t>
+      </w:r>
+      <w:r>
+        <w:rPr>
+          <w:rStyle w:val="VerbatimChar"/>
+        </w:rPr>
+        <w:t xml:space="preserve">BaseEntity</w:t>
+      </w:r>
+      <w:r>
+        <w:t xml:space="preserve"> </w:t>
+      </w:r>
+      <w:r>
+        <w:t xml:space="preserve">subclass are skipped with a warning.</w:t>
+      </w:r>
+    </w:p>
+    <w:p>
+      <w:pPr>
+        <w:pStyle w:val="BodyText"/>
+      </w:pPr>
+      <w:r>
+        <w:t xml:space="preserve">For an entity</w:t>
+      </w:r>
+      <w:r>
+        <w:t xml:space="preserve"> </w:t>
+      </w:r>
+      <w:r>
+        <w:rPr>
+          <w:rStyle w:val="VerbatimChar"/>
+        </w:rPr>
+        <w:t xml:space="preserve">MyApp.Orders.Models.Order</w:t>
+      </w:r>
+      <w:r>
+        <w:t xml:space="preserve"> </w:t>
+      </w:r>
+      <w:r>
+        <w:t xml:space="preserve">the seed file must be named:</w:t>
+      </w:r>
+    </w:p>
+    <w:p>
+      <w:pPr>
+        <w:pStyle w:val="SourceCode"/>
+      </w:pPr>
+      <w:r>
+        <w:rPr>
+          <w:rStyle w:val="VerbatimChar"/>
+        </w:rPr>
+        <w:t xml:space="preserve">MyApp.Orders.Models.Order.json</w:t>
+      </w:r>
+    </w:p>
+    <w:p>
+      <w:pPr>
+        <w:pStyle w:val="FirstParagraph"/>
+      </w:pPr>
+      <w:r>
+        <w:t xml:space="preserve">Seed files may include all</w:t>
+      </w:r>
+      <w:r>
+        <w:t xml:space="preserve"> </w:t>
+      </w:r>
+      <w:r>
+        <w:rPr>
+          <w:rStyle w:val="VerbatimChar"/>
+        </w:rPr>
+        <w:t xml:space="preserve">BaseEntity</w:t>
+      </w:r>
+      <w:r>
+        <w:t xml:space="preserve"> </w:t>
+      </w:r>
+      <w:r>
+        <w:t xml:space="preserve">audit fields (</w:t>
+      </w:r>
+      <w:r>
+        <w:rPr>
+          <w:rStyle w:val="VerbatimChar"/>
+        </w:rPr>
+        <w:t xml:space="preserve">Id</w:t>
+      </w:r>
+      <w:r>
+        <w:t xml:space="preserve">,</w:t>
+      </w:r>
+      <w:r>
+        <w:t xml:space="preserve"> </w:t>
+      </w:r>
+      <w:r>
+        <w:rPr>
+          <w:rStyle w:val="VerbatimChar"/>
+        </w:rPr>
+        <w:t xml:space="preserve">CreatedAt</w:t>
+      </w:r>
+      <w:r>
+        <w:t xml:space="preserve">,</w:t>
+      </w:r>
+      <w:r>
+        <w:t xml:space="preserve"> </w:t>
+      </w:r>
+      <w:r>
+        <w:rPr>
+          <w:rStyle w:val="VerbatimChar"/>
+        </w:rPr>
+        <w:t xml:space="preserve">CreatedBy</w:t>
+      </w:r>
+      <w:r>
+        <w:t xml:space="preserve">,</w:t>
+      </w:r>
+      <w:r>
+        <w:t xml:space="preserve"> </w:t>
+      </w:r>
+      <w:r>
+        <w:rPr>
+          <w:rStyle w:val="VerbatimChar"/>
+        </w:rPr>
+        <w:t xml:space="preserve">UpdatedAt</w:t>
+      </w:r>
+      <w:r>
+        <w:t xml:space="preserve">,</w:t>
+      </w:r>
+      <w:r>
+        <w:t xml:space="preserve"> </w:t>
+      </w:r>
+      <w:r>
+        <w:rPr>
+          <w:rStyle w:val="VerbatimChar"/>
+        </w:rPr>
+        <w:t xml:space="preserve">UpdatedBy</w:t>
+      </w:r>
+      <w:r>
+        <w:t xml:space="preserve">,</w:t>
+      </w:r>
+      <w:r>
+        <w:t xml:space="preserve"> </w:t>
+      </w:r>
+      <w:r>
+        <w:rPr>
+          <w:rStyle w:val="VerbatimChar"/>
+        </w:rPr>
+        <w:t xml:space="preserve">IsDeleted</w:t>
+      </w:r>
+      <w:r>
+        <w:t xml:space="preserve">). When explicit values are present the interceptor leaves them unchanged. When they are absent the interceptor fills them in with</w:t>
+      </w:r>
+      <w:r>
+        <w:t xml:space="preserve"> </w:t>
+      </w:r>
+      <w:r>
+        <w:rPr>
+          <w:rStyle w:val="VerbatimChar"/>
+        </w:rPr>
+        <w:t xml:space="preserve">Guid.Empty</w:t>
+      </w:r>
+      <w:r>
+        <w:t xml:space="preserve"> </w:t>
+      </w:r>
+      <w:r>
+        <w:t xml:space="preserve">(the</w:t>
+      </w:r>
+      <w:r>
+        <w:t xml:space="preserve"> </w:t>
+      </w:r>
+      <w:r>
+        <w:rPr>
+          <w:rStyle w:val="VerbatimChar"/>
+        </w:rPr>
+        <w:t xml:space="preserve">SystemUserAccessor</w:t>
+      </w:r>
+      <w:r>
+        <w:t xml:space="preserve"> </w:t>
+      </w:r>
+      <w:r>
+        <w:t xml:space="preserve">value) and the current timestamp.</w:t>
+      </w:r>
+    </w:p>
+    <w:bookmarkEnd w:id="15"/>
+    <w:bookmarkStart w:id="16" w:name="overriding-the-seed-directory"/>
+    <w:p>
+      <w:pPr>
+        <w:pStyle w:val="Heading3"/>
+      </w:pPr>
+      <w:r>
+        <w:t xml:space="preserve">Overriding the seed directory</w:t>
+      </w:r>
+    </w:p>
+    <w:p>
+      <w:pPr>
+        <w:pStyle w:val="FirstParagraph"/>
+      </w:pPr>
+      <w:r>
+        <w:t xml:space="preserve">Pass a custom directory path as the second argument to</w:t>
+      </w:r>
+      <w:r>
+        <w:t xml:space="preserve"> </w:t>
+      </w:r>
+      <w:r>
+        <w:rPr>
+          <w:rStyle w:val="VerbatimChar"/>
+        </w:rPr>
+        <w:t xml:space="preserve">AddMigrationWorker</w:t>
+      </w:r>
+      <w:r>
+        <w:t xml:space="preserve">:</w:t>
+      </w:r>
+    </w:p>
+    <w:p>
+      <w:pPr>
+        <w:pStyle w:val="SourceCode"/>
+      </w:pPr>
+      <w:r>
+        <w:rPr>
+          <w:rStyle w:val="NormalTok"/>
+        </w:rPr>
+        <w:t xml:space="preserve">builder</w:t>
+      </w:r>
+      <w:r>
+        <w:rPr>
+          <w:rStyle w:val="OperatorTok"/>
+        </w:rPr>
+        <w:t xml:space="preserve">.</w:t>
+      </w:r>
+      <w:r>
+        <w:rPr>
+          <w:rStyle w:val="FunctionTok"/>
+        </w:rPr>
+        <w:t xml:space="preserve">AddMigrationWorker</w:t>
+      </w:r>
+      <w:r>
+        <w:rPr>
+          <w:rStyle w:val="OperatorTok"/>
+        </w:rPr>
+        <w:t xml:space="preserve">&lt;</w:t>
+      </w:r>
+      <w:r>
+        <w:rPr>
+          <w:rStyle w:val="NormalTok"/>
+        </w:rPr>
+        <w:t xml:space="preserve">AppDbContext</w:t>
+      </w:r>
+      <w:r>
+        <w:rPr>
+          <w:rStyle w:val="OperatorTok"/>
+        </w:rPr>
+        <w:t xml:space="preserve">&gt;(</w:t>
+      </w:r>
+      <w:r>
+        <w:rPr>
+          <w:rStyle w:val="StringTok"/>
+        </w:rPr>
+        <w:t xml:space="preserve">"ReferenceData"</w:t>
+      </w:r>
+      <w:r>
+        <w:rPr>
+          <w:rStyle w:val="OperatorTok"/>
+        </w:rPr>
+        <w:t xml:space="preserve">);</w:t>
+      </w:r>
+    </w:p>
+    <w:p>
+      <w:pPr>
+        <w:pStyle w:val="FirstParagraph"/>
+      </w:pPr>
+      <w:r>
+        <w:t xml:space="preserve">The path is relative to the working directory. Absolute paths are also accepted. If the directory does not exist at runtime the worker logs a warning and skips seeding without throwing.</w:t>
+      </w:r>
+    </w:p>
+    <w:bookmarkEnd w:id="16"/>
+    <w:bookmarkStart w:id="17" w:name="seedentitiesasync"/>
+    <w:p>
+      <w:pPr>
+        <w:pStyle w:val="Heading3"/>
+      </w:pPr>
+      <w:r>
+        <w:t xml:space="preserve">SeedEntitiesAsync</w:t>
+      </w:r>
+    </w:p>
+    <w:p>
+      <w:pPr>
+        <w:pStyle w:val="FirstParagraph"/>
+      </w:pPr>
+      <w:r>
+        <w:rPr>
+          <w:rStyle w:val="VerbatimChar"/>
+        </w:rPr>
+        <w:t xml:space="preserve">SeedEntitiesAsync&lt;T&gt;</w:t>
+      </w:r>
+      <w:r>
+        <w:t xml:space="preserve"> </w:t>
+      </w:r>
+      <w:r>
+        <w:t xml:space="preserve">is a protected helper. It accepts a deserialized sequence of entities and inserts any that do not yet exist in the database, identified by</w:t>
+      </w:r>
+      <w:r>
+        <w:t xml:space="preserve"> </w:t>
+      </w:r>
+      <w:r>
+        <w:rPr>
+          <w:rStyle w:val="VerbatimChar"/>
+        </w:rPr>
+        <w:t xml:space="preserve">BaseEntity.Id</w:t>
+      </w:r>
+      <w:r>
+        <w:t xml:space="preserve">. Existence is checked with</w:t>
+      </w:r>
+      <w:r>
+        <w:t xml:space="preserve"> </w:t>
+      </w:r>
+      <w:r>
+        <w:rPr>
+          <w:rStyle w:val="VerbatimChar"/>
+        </w:rPr>
+        <w:t xml:space="preserve">IgnoreQueryFilters()</w:t>
+      </w:r>
+      <w:r>
+        <w:t xml:space="preserve"> </w:t>
+      </w:r>
+      <w:r>
+        <w:t xml:space="preserve">so soft-deleted rows count as existing and no duplicate-key errors occur on re-runs:</w:t>
+      </w:r>
+    </w:p>
+    <w:p>
+      <w:pPr>
+        <w:pStyle w:val="SourceCode"/>
+      </w:pPr>
+      <w:r>
+        <w:rPr>
+          <w:rStyle w:val="KeywordTok"/>
+        </w:rPr>
+        <w:t xml:space="preserve">protected</w:t>
+      </w:r>
+      <w:r>
+        <w:rPr>
+          <w:rStyle w:val="NormalTok"/>
+        </w:rPr>
+        <w:t xml:space="preserve"> async Task SeedEntitiesAsync</w:t>
+      </w:r>
+      <w:r>
+        <w:rPr>
+          <w:rStyle w:val="OperatorTok"/>
+        </w:rPr>
+        <w:t xml:space="preserve">&lt;</w:t>
+      </w:r>
+      <w:r>
+        <w:rPr>
+          <w:rStyle w:val="NormalTok"/>
+        </w:rPr>
+        <w:t xml:space="preserve">T</w:t>
+      </w:r>
+      <w:r>
+        <w:rPr>
+          <w:rStyle w:val="OperatorTok"/>
+        </w:rPr>
+        <w:t xml:space="preserve">&gt;(</w:t>
+      </w:r>
+      <w:r>
+        <w:br/>
+      </w:r>
+      <w:r>
+        <w:rPr>
+          <w:rStyle w:val="NormalTok"/>
+        </w:rPr>
+        <w:t xml:space="preserve">    TContext dbContext</w:t>
+      </w:r>
+      <w:r>
+        <w:rPr>
+          <w:rStyle w:val="OperatorTok"/>
+        </w:rPr>
+        <w:t xml:space="preserve">,</w:t>
+      </w:r>
+      <w:r>
+        <w:br/>
+      </w:r>
+      <w:r>
+        <w:rPr>
+          <w:rStyle w:val="NormalTok"/>
+        </w:rPr>
+        <w:t xml:space="preserve">    IEnumerable</w:t>
+      </w:r>
+      <w:r>
+        <w:rPr>
+          <w:rStyle w:val="OperatorTok"/>
+        </w:rPr>
+        <w:t xml:space="preserve">&lt;</w:t>
+      </w:r>
+      <w:r>
+        <w:rPr>
+          <w:rStyle w:val="NormalTok"/>
+        </w:rPr>
+        <w:t xml:space="preserve">T</w:t>
+      </w:r>
+      <w:r>
+        <w:rPr>
+          <w:rStyle w:val="OperatorTok"/>
+        </w:rPr>
+        <w:t xml:space="preserve">&gt;</w:t>
+      </w:r>
+      <w:r>
+        <w:rPr>
+          <w:rStyle w:val="NormalTok"/>
+        </w:rPr>
+        <w:t xml:space="preserve"> entities</w:t>
+      </w:r>
+      <w:r>
+        <w:rPr>
+          <w:rStyle w:val="OperatorTok"/>
+        </w:rPr>
+        <w:t xml:space="preserve">,</w:t>
+      </w:r>
+      <w:r>
+        <w:br/>
+      </w:r>
+      <w:r>
+        <w:rPr>
+          <w:rStyle w:val="NormalTok"/>
+        </w:rPr>
+        <w:t xml:space="preserve">    CancellationToken cancellationToken</w:t>
+      </w:r>
+      <w:r>
+        <w:rPr>
+          <w:rStyle w:val="OperatorTok"/>
+        </w:rPr>
+        <w:t xml:space="preserve">)</w:t>
+      </w:r>
+      <w:r>
+        <w:br/>
+      </w:r>
+      <w:r>
+        <w:rPr>
+          <w:rStyle w:val="NormalTok"/>
+        </w:rPr>
+        <w:t xml:space="preserve">    where T </w:t>
+      </w:r>
+      <w:r>
+        <w:rPr>
+          <w:rStyle w:val="OperatorTok"/>
+        </w:rPr>
+        <w:t xml:space="preserve">:</w:t>
+      </w:r>
+      <w:r>
+        <w:rPr>
+          <w:rStyle w:val="NormalTok"/>
+        </w:rPr>
+        <w:t xml:space="preserve"> BaseEntity</w:t>
+      </w:r>
+    </w:p>
+    <w:p>
+      <w:pPr>
+        <w:pStyle w:val="FirstParagraph"/>
+      </w:pPr>
+      <w:r>
+        <w:t xml:space="preserve">The writes are wrapped in</w:t>
+      </w:r>
+      <w:r>
+        <w:t xml:space="preserve"> </w:t>
+      </w:r>
+      <w:r>
+        <w:rPr>
+          <w:rStyle w:val="VerbatimChar"/>
+        </w:rPr>
+        <w:t xml:space="preserve">CreateExecutionStrategy()</w:t>
+      </w:r>
+      <w:r>
+        <w:t xml:space="preserve"> </w:t>
+      </w:r>
+      <w:r>
+        <w:t xml:space="preserve">for the same transient-error retry behaviour as the migration steps.</w:t>
+      </w:r>
+    </w:p>
+    <w:bookmarkEnd w:id="17"/>
+    <w:bookmarkStart w:id="18" w:name="custom-seed-logic"/>
+    <w:p>
+      <w:pPr>
+        <w:pStyle w:val="Heading3"/>
+      </w:pPr>
+      <w:r>
+        <w:t xml:space="preserve">Custom seed logic</w:t>
+      </w:r>
+    </w:p>
+    <w:p>
+      <w:pPr>
+        <w:pStyle w:val="FirstParagraph"/>
+      </w:pPr>
+      <w:r>
+        <w:t xml:space="preserve">Override</w:t>
+      </w:r>
+      <w:r>
+        <w:t xml:space="preserve"> </w:t>
+      </w:r>
+      <w:r>
+        <w:rPr>
+          <w:rStyle w:val="VerbatimChar"/>
+        </w:rPr>
+        <w:t xml:space="preserve">SeedAsync</w:t>
+      </w:r>
+      <w:r>
+        <w:t xml:space="preserve"> </w:t>
+      </w:r>
+      <w:r>
+        <w:t xml:space="preserve">to replace or extend the default directory-scanning behavior. Call</w:t>
+      </w:r>
+      <w:r>
+        <w:t xml:space="preserve"> </w:t>
+      </w:r>
+      <w:r>
+        <w:rPr>
+          <w:rStyle w:val="VerbatimChar"/>
+        </w:rPr>
+        <w:t xml:space="preserve">SeedFromDirectoryAsync</w:t>
       </w:r>
       <w:r>
         <w:t xml:space="preserve"> </w:t>
@@ -3148,14 +5947,1314 @@
         <w:rPr>
           <w:rStyle w:val="VerbatimChar"/>
         </w:rPr>
-        <w:t xml:space="preserve">InsertRangeAsync</w:t>
-      </w:r>
-      <w:r>
+        <w:t xml:space="preserve">SeedEntitiesAsync</w:t>
+      </w:r>
+      <w:r>
+        <w:t xml:space="preserve"> </w:t>
+      </w:r>
+      <w:r>
+        <w:t xml:space="preserve">as needed:</w:t>
+      </w:r>
+    </w:p>
+    <w:p>
+      <w:pPr>
+        <w:pStyle w:val="SourceCode"/>
+      </w:pPr>
+      <w:r>
+        <w:rPr>
+          <w:rStyle w:val="KeywordTok"/>
+        </w:rPr>
+        <w:t xml:space="preserve">public</w:t>
+      </w:r>
+      <w:r>
+        <w:rPr>
+          <w:rStyle w:val="NormalTok"/>
+        </w:rPr>
+        <w:t xml:space="preserve"> </w:t>
+      </w:r>
+      <w:r>
+        <w:rPr>
+          <w:rStyle w:val="KeywordTok"/>
+        </w:rPr>
+        <w:t xml:space="preserve">class</w:t>
+      </w:r>
+      <w:r>
+        <w:rPr>
+          <w:rStyle w:val="NormalTok"/>
+        </w:rPr>
+        <w:t xml:space="preserve"> </w:t>
+      </w:r>
+      <w:r>
+        <w:rPr>
+          <w:rStyle w:val="FunctionTok"/>
+        </w:rPr>
+        <w:t xml:space="preserve">AppMigrationWorker</w:t>
+      </w:r>
+      <w:r>
+        <w:rPr>
+          <w:rStyle w:val="OperatorTok"/>
+        </w:rPr>
+        <w:t xml:space="preserve">(</w:t>
+      </w:r>
+      <w:r>
+        <w:br/>
+      </w:r>
+      <w:r>
+        <w:rPr>
+          <w:rStyle w:val="NormalTok"/>
+        </w:rPr>
+        <w:t xml:space="preserve">    IServiceProvider serviceProvider</w:t>
+      </w:r>
+      <w:r>
+        <w:rPr>
+          <w:rStyle w:val="OperatorTok"/>
+        </w:rPr>
+        <w:t xml:space="preserve">,</w:t>
+      </w:r>
+      <w:r>
+        <w:br/>
+      </w:r>
+      <w:r>
+        <w:rPr>
+          <w:rStyle w:val="NormalTok"/>
+        </w:rPr>
+        <w:t xml:space="preserve">    IHostApplicationLifetime lifetime</w:t>
+      </w:r>
+      <w:r>
+        <w:rPr>
+          <w:rStyle w:val="OperatorTok"/>
+        </w:rPr>
+        <w:t xml:space="preserve">,</w:t>
+      </w:r>
+      <w:r>
+        <w:br/>
+      </w:r>
+      <w:r>
+        <w:rPr>
+          <w:rStyle w:val="NormalTok"/>
+        </w:rPr>
+        <w:t xml:space="preserve">    ILogger</w:t>
+      </w:r>
+      <w:r>
+        <w:rPr>
+          <w:rStyle w:val="OperatorTok"/>
+        </w:rPr>
+        <w:t xml:space="preserve">&lt;</w:t>
+      </w:r>
+      <w:r>
+        <w:rPr>
+          <w:rStyle w:val="NormalTok"/>
+        </w:rPr>
+        <w:t xml:space="preserve">AppMigrationWorker</w:t>
+      </w:r>
+      <w:r>
+        <w:rPr>
+          <w:rStyle w:val="OperatorTok"/>
+        </w:rPr>
+        <w:t xml:space="preserve">&gt;</w:t>
+      </w:r>
+      <w:r>
+        <w:rPr>
+          <w:rStyle w:val="NormalTok"/>
+        </w:rPr>
+        <w:t xml:space="preserve"> logger</w:t>
+      </w:r>
+      <w:r>
+        <w:rPr>
+          <w:rStyle w:val="OperatorTok"/>
+        </w:rPr>
+        <w:t xml:space="preserve">)</w:t>
+      </w:r>
+      <w:r>
+        <w:br/>
+      </w:r>
+      <w:r>
+        <w:rPr>
+          <w:rStyle w:val="NormalTok"/>
+        </w:rPr>
+        <w:t xml:space="preserve">    </w:t>
+      </w:r>
+      <w:r>
+        <w:rPr>
+          <w:rStyle w:val="OperatorTok"/>
+        </w:rPr>
+        <w:t xml:space="preserve">:</w:t>
+      </w:r>
+      <w:r>
+        <w:rPr>
+          <w:rStyle w:val="NormalTok"/>
+        </w:rPr>
+        <w:t xml:space="preserve"> MigrationWorker</w:t>
+      </w:r>
+      <w:r>
+        <w:rPr>
+          <w:rStyle w:val="OperatorTok"/>
+        </w:rPr>
+        <w:t xml:space="preserve">&lt;</w:t>
+      </w:r>
+      <w:r>
+        <w:rPr>
+          <w:rStyle w:val="NormalTok"/>
+        </w:rPr>
+        <w:t xml:space="preserve">AppDbContext</w:t>
+      </w:r>
+      <w:r>
+        <w:rPr>
+          <w:rStyle w:val="OperatorTok"/>
+        </w:rPr>
+        <w:t xml:space="preserve">&gt;(</w:t>
+      </w:r>
+      <w:r>
+        <w:rPr>
+          <w:rStyle w:val="NormalTok"/>
+        </w:rPr>
+        <w:t xml:space="preserve">serviceProvider</w:t>
+      </w:r>
+      <w:r>
+        <w:rPr>
+          <w:rStyle w:val="OperatorTok"/>
+        </w:rPr>
+        <w:t xml:space="preserve">,</w:t>
+      </w:r>
+      <w:r>
+        <w:rPr>
+          <w:rStyle w:val="NormalTok"/>
+        </w:rPr>
+        <w:t xml:space="preserve"> lifetime</w:t>
+      </w:r>
+      <w:r>
+        <w:rPr>
+          <w:rStyle w:val="OperatorTok"/>
+        </w:rPr>
+        <w:t xml:space="preserve">,</w:t>
+      </w:r>
+      <w:r>
+        <w:rPr>
+          <w:rStyle w:val="NormalTok"/>
+        </w:rPr>
+        <w:t xml:space="preserve"> logger</w:t>
+      </w:r>
+      <w:r>
+        <w:rPr>
+          <w:rStyle w:val="OperatorTok"/>
+        </w:rPr>
+        <w:t xml:space="preserve">)</w:t>
+      </w:r>
+      <w:r>
+        <w:br/>
+      </w:r>
+      <w:r>
+        <w:rPr>
+          <w:rStyle w:val="OperatorTok"/>
+        </w:rPr>
+        <w:t xml:space="preserve">{</w:t>
+      </w:r>
+      <w:r>
+        <w:br/>
+      </w:r>
+      <w:r>
+        <w:rPr>
+          <w:rStyle w:val="NormalTok"/>
+        </w:rPr>
+        <w:t xml:space="preserve">    </w:t>
+      </w:r>
+      <w:r>
+        <w:rPr>
+          <w:rStyle w:val="KeywordTok"/>
+        </w:rPr>
+        <w:t xml:space="preserve">protected</w:t>
+      </w:r>
+      <w:r>
+        <w:rPr>
+          <w:rStyle w:val="NormalTok"/>
+        </w:rPr>
+        <w:t xml:space="preserve"> </w:t>
+      </w:r>
+      <w:r>
+        <w:rPr>
+          <w:rStyle w:val="KeywordTok"/>
+        </w:rPr>
+        <w:t xml:space="preserve">override</w:t>
+      </w:r>
+      <w:r>
+        <w:rPr>
+          <w:rStyle w:val="NormalTok"/>
+        </w:rPr>
+        <w:t xml:space="preserve"> async Task </w:t>
+      </w:r>
+      <w:r>
+        <w:rPr>
+          <w:rStyle w:val="FunctionTok"/>
+        </w:rPr>
+        <w:t xml:space="preserve">SeedAsync</w:t>
+      </w:r>
+      <w:r>
+        <w:rPr>
+          <w:rStyle w:val="OperatorTok"/>
+        </w:rPr>
+        <w:t xml:space="preserve">(</w:t>
+      </w:r>
+      <w:r>
+        <w:rPr>
+          <w:rStyle w:val="NormalTok"/>
+        </w:rPr>
+        <w:t xml:space="preserve">AppDbContext dbContext</w:t>
+      </w:r>
+      <w:r>
+        <w:rPr>
+          <w:rStyle w:val="OperatorTok"/>
+        </w:rPr>
+        <w:t xml:space="preserve">,</w:t>
+      </w:r>
+      <w:r>
+        <w:rPr>
+          <w:rStyle w:val="NormalTok"/>
+        </w:rPr>
+        <w:t xml:space="preserve"> CancellationToken ct</w:t>
+      </w:r>
+      <w:r>
+        <w:rPr>
+          <w:rStyle w:val="OperatorTok"/>
+        </w:rPr>
+        <w:t xml:space="preserve">)</w:t>
+      </w:r>
+      <w:r>
+        <w:br/>
+      </w:r>
+      <w:r>
+        <w:rPr>
+          <w:rStyle w:val="NormalTok"/>
+        </w:rPr>
+        <w:t xml:space="preserve">    </w:t>
+      </w:r>
+      <w:r>
+        <w:rPr>
+          <w:rStyle w:val="OperatorTok"/>
+        </w:rPr>
+        <w:t xml:space="preserve">{</w:t>
+      </w:r>
+      <w:r>
+        <w:br/>
+      </w:r>
+      <w:r>
+        <w:rPr>
+          <w:rStyle w:val="NormalTok"/>
+        </w:rPr>
+        <w:t xml:space="preserve">        </w:t>
+      </w:r>
+      <w:r>
+        <w:rPr>
+          <w:rStyle w:val="CommentTok"/>
+        </w:rPr>
+        <w:t xml:space="preserve">// Seed from the default directory first, then apply supplemental data.</w:t>
+      </w:r>
+      <w:r>
+        <w:br/>
+      </w:r>
+      <w:r>
+        <w:rPr>
+          <w:rStyle w:val="NormalTok"/>
+        </w:rPr>
+        <w:t xml:space="preserve">        await </w:t>
+      </w:r>
+      <w:r>
+        <w:rPr>
+          <w:rStyle w:val="FunctionTok"/>
+        </w:rPr>
+        <w:t xml:space="preserve">SeedFromDirectoryAsync</w:t>
+      </w:r>
+      <w:r>
+        <w:rPr>
+          <w:rStyle w:val="OperatorTok"/>
+        </w:rPr>
+        <w:t xml:space="preserve">(</w:t>
+      </w:r>
+      <w:r>
+        <w:rPr>
+          <w:rStyle w:val="NormalTok"/>
+        </w:rPr>
+        <w:t xml:space="preserve">dbContext</w:t>
+      </w:r>
+      <w:r>
+        <w:rPr>
+          <w:rStyle w:val="OperatorTok"/>
+        </w:rPr>
+        <w:t xml:space="preserve">,</w:t>
+      </w:r>
+      <w:r>
+        <w:rPr>
+          <w:rStyle w:val="NormalTok"/>
+        </w:rPr>
+        <w:t xml:space="preserve"> </w:t>
+      </w:r>
+      <w:r>
+        <w:rPr>
+          <w:rStyle w:val="StringTok"/>
+        </w:rPr>
+        <w:t xml:space="preserve">"SeedData"</w:t>
+      </w:r>
+      <w:r>
+        <w:rPr>
+          <w:rStyle w:val="OperatorTok"/>
+        </w:rPr>
+        <w:t xml:space="preserve">,</w:t>
+      </w:r>
+      <w:r>
+        <w:rPr>
+          <w:rStyle w:val="NormalTok"/>
+        </w:rPr>
+        <w:t xml:space="preserve"> </w:t>
+      </w:r>
+      <w:r>
+        <w:rPr>
+          <w:rStyle w:val="KeywordTok"/>
+        </w:rPr>
+        <w:t xml:space="preserve">typeof</w:t>
+      </w:r>
+      <w:r>
+        <w:rPr>
+          <w:rStyle w:val="OperatorTok"/>
+        </w:rPr>
+        <w:t xml:space="preserve">(</w:t>
+      </w:r>
+      <w:r>
+        <w:rPr>
+          <w:rStyle w:val="NormalTok"/>
+        </w:rPr>
+        <w:t xml:space="preserve">AppDbContext</w:t>
+      </w:r>
+      <w:r>
+        <w:rPr>
+          <w:rStyle w:val="OperatorTok"/>
+        </w:rPr>
+        <w:t xml:space="preserve">).</w:t>
+      </w:r>
+      <w:r>
+        <w:rPr>
+          <w:rStyle w:val="FunctionTok"/>
+        </w:rPr>
+        <w:t xml:space="preserve">Assembly</w:t>
+      </w:r>
+      <w:r>
+        <w:rPr>
+          <w:rStyle w:val="OperatorTok"/>
+        </w:rPr>
+        <w:t xml:space="preserve">,</w:t>
+      </w:r>
+      <w:r>
+        <w:rPr>
+          <w:rStyle w:val="NormalTok"/>
+        </w:rPr>
+        <w:t xml:space="preserve"> ct</w:t>
+      </w:r>
+      <w:r>
+        <w:rPr>
+          <w:rStyle w:val="OperatorTok"/>
+        </w:rPr>
+        <w:t xml:space="preserve">);</w:t>
+      </w:r>
+      <w:r>
+        <w:br/>
+      </w:r>
+      <w:r>
+        <w:rPr>
+          <w:rStyle w:val="NormalTok"/>
+        </w:rPr>
+        <w:t xml:space="preserve">        await </w:t>
+      </w:r>
+      <w:r>
+        <w:rPr>
+          <w:rStyle w:val="FunctionTok"/>
+        </w:rPr>
+        <w:t xml:space="preserve">SeedEntitiesAsync</w:t>
+      </w:r>
+      <w:r>
+        <w:rPr>
+          <w:rStyle w:val="OperatorTok"/>
+        </w:rPr>
+        <w:t xml:space="preserve">(</w:t>
+      </w:r>
+      <w:r>
+        <w:rPr>
+          <w:rStyle w:val="NormalTok"/>
+        </w:rPr>
+        <w:t xml:space="preserve">dbContext</w:t>
+      </w:r>
+      <w:r>
+        <w:rPr>
+          <w:rStyle w:val="OperatorTok"/>
+        </w:rPr>
+        <w:t xml:space="preserve">,</w:t>
+      </w:r>
+      <w:r>
+        <w:rPr>
+          <w:rStyle w:val="NormalTok"/>
+        </w:rPr>
+        <w:t xml:space="preserve"> </w:t>
+      </w:r>
+      <w:r>
+        <w:rPr>
+          <w:rStyle w:val="FunctionTok"/>
+        </w:rPr>
+        <w:t xml:space="preserve">GetAdminUsers</w:t>
+      </w:r>
+      <w:r>
+        <w:rPr>
+          <w:rStyle w:val="OperatorTok"/>
+        </w:rPr>
+        <w:t xml:space="preserve">(),</w:t>
+      </w:r>
+      <w:r>
+        <w:rPr>
+          <w:rStyle w:val="NormalTok"/>
+        </w:rPr>
+        <w:t xml:space="preserve"> ct</w:t>
+      </w:r>
+      <w:r>
+        <w:rPr>
+          <w:rStyle w:val="OperatorTok"/>
+        </w:rPr>
+        <w:t xml:space="preserve">);</w:t>
+      </w:r>
+      <w:r>
+        <w:br/>
+      </w:r>
+      <w:r>
+        <w:rPr>
+          <w:rStyle w:val="NormalTok"/>
+        </w:rPr>
+        <w:t xml:space="preserve">    </w:t>
+      </w:r>
+      <w:r>
+        <w:rPr>
+          <w:rStyle w:val="OperatorTok"/>
+        </w:rPr>
+        <w:t xml:space="preserve">}</w:t>
+      </w:r>
+      <w:r>
+        <w:br/>
+      </w:r>
+      <w:r>
+        <w:rPr>
+          <w:rStyle w:val="OperatorTok"/>
+        </w:rPr>
+        <w:t xml:space="preserve">}</w:t>
+      </w:r>
+    </w:p>
+    <w:p>
+      <w:pPr>
+        <w:pStyle w:val="FirstParagraph"/>
+      </w:pPr>
+      <w:r>
+        <w:t xml:space="preserve">Register the subclass directly as a hosted service:</w:t>
+      </w:r>
+    </w:p>
+    <w:p>
+      <w:pPr>
+        <w:pStyle w:val="SourceCode"/>
+      </w:pPr>
+      <w:r>
+        <w:rPr>
+          <w:rStyle w:val="NormalTok"/>
+        </w:rPr>
+        <w:t xml:space="preserve">builder</w:t>
+      </w:r>
+      <w:r>
+        <w:rPr>
+          <w:rStyle w:val="OperatorTok"/>
+        </w:rPr>
         <w:t xml:space="preserve">.</w:t>
       </w:r>
-    </w:p>
-    <w:bookmarkEnd w:id="13"/>
-    <w:bookmarkEnd w:id="14"/>
+      <w:r>
+        <w:rPr>
+          <w:rStyle w:val="FunctionTok"/>
+        </w:rPr>
+        <w:t xml:space="preserve">Services</w:t>
+      </w:r>
+      <w:r>
+        <w:rPr>
+          <w:rStyle w:val="OperatorTok"/>
+        </w:rPr>
+        <w:t xml:space="preserve">.</w:t>
+      </w:r>
+      <w:r>
+        <w:rPr>
+          <w:rStyle w:val="FunctionTok"/>
+        </w:rPr>
+        <w:t xml:space="preserve">AddHostedService</w:t>
+      </w:r>
+      <w:r>
+        <w:rPr>
+          <w:rStyle w:val="OperatorTok"/>
+        </w:rPr>
+        <w:t xml:space="preserve">(</w:t>
+      </w:r>
+      <w:r>
+        <w:rPr>
+          <w:rStyle w:val="NormalTok"/>
+        </w:rPr>
+        <w:t xml:space="preserve">sp </w:t>
+      </w:r>
+      <w:r>
+        <w:rPr>
+          <w:rStyle w:val="OperatorTok"/>
+        </w:rPr>
+        <w:t xml:space="preserve">=&gt;</w:t>
+      </w:r>
+      <w:r>
+        <w:br/>
+      </w:r>
+      <w:r>
+        <w:rPr>
+          <w:rStyle w:val="NormalTok"/>
+        </w:rPr>
+        <w:t xml:space="preserve">    </w:t>
+      </w:r>
+      <w:r>
+        <w:rPr>
+          <w:rStyle w:val="KeywordTok"/>
+        </w:rPr>
+        <w:t xml:space="preserve">new</w:t>
+      </w:r>
+      <w:r>
+        <w:rPr>
+          <w:rStyle w:val="NormalTok"/>
+        </w:rPr>
+        <w:t xml:space="preserve"> </w:t>
+      </w:r>
+      <w:r>
+        <w:rPr>
+          <w:rStyle w:val="FunctionTok"/>
+        </w:rPr>
+        <w:t xml:space="preserve">AppMigrationWorker</w:t>
+      </w:r>
+      <w:r>
+        <w:rPr>
+          <w:rStyle w:val="OperatorTok"/>
+        </w:rPr>
+        <w:t xml:space="preserve">(</w:t>
+      </w:r>
+      <w:r>
+        <w:br/>
+      </w:r>
+      <w:r>
+        <w:rPr>
+          <w:rStyle w:val="NormalTok"/>
+        </w:rPr>
+        <w:t xml:space="preserve">        sp</w:t>
+      </w:r>
+      <w:r>
+        <w:rPr>
+          <w:rStyle w:val="OperatorTok"/>
+        </w:rPr>
+        <w:t xml:space="preserve">,</w:t>
+      </w:r>
+      <w:r>
+        <w:br/>
+      </w:r>
+      <w:r>
+        <w:rPr>
+          <w:rStyle w:val="NormalTok"/>
+        </w:rPr>
+        <w:t xml:space="preserve">        sp</w:t>
+      </w:r>
+      <w:r>
+        <w:rPr>
+          <w:rStyle w:val="OperatorTok"/>
+        </w:rPr>
+        <w:t xml:space="preserve">.</w:t>
+      </w:r>
+      <w:r>
+        <w:rPr>
+          <w:rStyle w:val="FunctionTok"/>
+        </w:rPr>
+        <w:t xml:space="preserve">GetRequiredService</w:t>
+      </w:r>
+      <w:r>
+        <w:rPr>
+          <w:rStyle w:val="OperatorTok"/>
+        </w:rPr>
+        <w:t xml:space="preserve">&lt;</w:t>
+      </w:r>
+      <w:r>
+        <w:rPr>
+          <w:rStyle w:val="NormalTok"/>
+        </w:rPr>
+        <w:t xml:space="preserve">IHostApplicationLifetime</w:t>
+      </w:r>
+      <w:r>
+        <w:rPr>
+          <w:rStyle w:val="OperatorTok"/>
+        </w:rPr>
+        <w:t xml:space="preserve">&gt;(),</w:t>
+      </w:r>
+      <w:r>
+        <w:br/>
+      </w:r>
+      <w:r>
+        <w:rPr>
+          <w:rStyle w:val="NormalTok"/>
+        </w:rPr>
+        <w:t xml:space="preserve">        sp</w:t>
+      </w:r>
+      <w:r>
+        <w:rPr>
+          <w:rStyle w:val="OperatorTok"/>
+        </w:rPr>
+        <w:t xml:space="preserve">.</w:t>
+      </w:r>
+      <w:r>
+        <w:rPr>
+          <w:rStyle w:val="FunctionTok"/>
+        </w:rPr>
+        <w:t xml:space="preserve">GetRequiredService</w:t>
+      </w:r>
+      <w:r>
+        <w:rPr>
+          <w:rStyle w:val="OperatorTok"/>
+        </w:rPr>
+        <w:t xml:space="preserve">&lt;</w:t>
+      </w:r>
+      <w:r>
+        <w:rPr>
+          <w:rStyle w:val="NormalTok"/>
+        </w:rPr>
+        <w:t xml:space="preserve">ILogger</w:t>
+      </w:r>
+      <w:r>
+        <w:rPr>
+          <w:rStyle w:val="OperatorTok"/>
+        </w:rPr>
+        <w:t xml:space="preserve">&lt;</w:t>
+      </w:r>
+      <w:r>
+        <w:rPr>
+          <w:rStyle w:val="NormalTok"/>
+        </w:rPr>
+        <w:t xml:space="preserve">AppMigrationWorker</w:t>
+      </w:r>
+      <w:r>
+        <w:rPr>
+          <w:rStyle w:val="OperatorTok"/>
+        </w:rPr>
+        <w:t xml:space="preserve">&gt;&gt;()));</w:t>
+      </w:r>
+    </w:p>
+    <w:bookmarkEnd w:id="18"/>
+    <w:bookmarkStart w:id="20" w:name="purgebeforeseed"/>
+    <w:p>
+      <w:pPr>
+        <w:pStyle w:val="Heading3"/>
+      </w:pPr>
+      <w:r>
+        <w:t xml:space="preserve">PurgeBeforeSeed</w:t>
+      </w:r>
+    </w:p>
+    <w:p>
+      <w:pPr>
+        <w:pStyle w:val="FirstParagraph"/>
+      </w:pPr>
+      <w:r>
+        <w:t xml:space="preserve">By default the worker only inserts rows that do not yet exist (identified by</w:t>
+      </w:r>
+      <w:r>
+        <w:t xml:space="preserve"> </w:t>
+      </w:r>
+      <w:r>
+        <w:rPr>
+          <w:rStyle w:val="VerbatimChar"/>
+        </w:rPr>
+        <w:t xml:space="preserve">BaseEntity.Id</w:t>
+      </w:r>
+      <w:r>
+        <w:t xml:space="preserve">). This is safe to re-run as many times as needed but it means updated seed content is never pushed to a database that already has rows for that entity.</w:t>
+      </w:r>
+    </w:p>
+    <w:p>
+      <w:pPr>
+        <w:pStyle w:val="BodyText"/>
+      </w:pPr>
+      <w:r>
+        <w:t xml:space="preserve">Pass entity type names to</w:t>
+      </w:r>
+      <w:r>
+        <w:t xml:space="preserve"> </w:t>
+      </w:r>
+      <w:r>
+        <w:rPr>
+          <w:rStyle w:val="VerbatimChar"/>
+        </w:rPr>
+        <w:t xml:space="preserve">purgeBeforeSeed</w:t>
+      </w:r>
+      <w:r>
+        <w:t xml:space="preserve"> </w:t>
+      </w:r>
+      <w:r>
+        <w:t xml:space="preserve">to clear specific tables before their seed file is applied. This lets you replace the content of a table on every migration run without having to manually delete rows first.</w:t>
+      </w:r>
+    </w:p>
+    <w:p>
+      <w:pPr>
+        <w:pStyle w:val="BodyText"/>
+      </w:pPr>
+      <w:r>
+        <w:t xml:space="preserve">Short class names and fully qualified type names are both accepted:</w:t>
+      </w:r>
+    </w:p>
+    <w:p>
+      <w:pPr>
+        <w:pStyle w:val="SourceCode"/>
+      </w:pPr>
+      <w:r>
+        <w:rPr>
+          <w:rStyle w:val="NormalTok"/>
+        </w:rPr>
+        <w:t xml:space="preserve">builder</w:t>
+      </w:r>
+      <w:r>
+        <w:rPr>
+          <w:rStyle w:val="OperatorTok"/>
+        </w:rPr>
+        <w:t xml:space="preserve">.</w:t>
+      </w:r>
+      <w:r>
+        <w:rPr>
+          <w:rStyle w:val="FunctionTok"/>
+        </w:rPr>
+        <w:t xml:space="preserve">AddMigrationWorker</w:t>
+      </w:r>
+      <w:r>
+        <w:rPr>
+          <w:rStyle w:val="OperatorTok"/>
+        </w:rPr>
+        <w:t xml:space="preserve">&lt;</w:t>
+      </w:r>
+      <w:r>
+        <w:rPr>
+          <w:rStyle w:val="NormalTok"/>
+        </w:rPr>
+        <w:t xml:space="preserve">AppDbContext</w:t>
+      </w:r>
+      <w:r>
+        <w:rPr>
+          <w:rStyle w:val="OperatorTok"/>
+        </w:rPr>
+        <w:t xml:space="preserve">&gt;(</w:t>
+      </w:r>
+      <w:r>
+        <w:rPr>
+          <w:rStyle w:val="NormalTok"/>
+        </w:rPr>
+        <w:t xml:space="preserve">purgeBeforeSeed</w:t>
+      </w:r>
+      <w:r>
+        <w:rPr>
+          <w:rStyle w:val="OperatorTok"/>
+        </w:rPr>
+        <w:t xml:space="preserve">:</w:t>
+      </w:r>
+      <w:r>
+        <w:rPr>
+          <w:rStyle w:val="NormalTok"/>
+        </w:rPr>
+        <w:t xml:space="preserve"> </w:t>
+      </w:r>
+      <w:r>
+        <w:rPr>
+          <w:rStyle w:val="OperatorTok"/>
+        </w:rPr>
+        <w:t xml:space="preserve">[</w:t>
+      </w:r>
+      <w:r>
+        <w:rPr>
+          <w:rStyle w:val="StringTok"/>
+        </w:rPr>
+        <w:t xml:space="preserve">"SiteContent"</w:t>
+      </w:r>
+      <w:r>
+        <w:rPr>
+          <w:rStyle w:val="OperatorTok"/>
+        </w:rPr>
+        <w:t xml:space="preserve">,</w:t>
+      </w:r>
+      <w:r>
+        <w:rPr>
+          <w:rStyle w:val="NormalTok"/>
+        </w:rPr>
+        <w:t xml:space="preserve"> </w:t>
+      </w:r>
+      <w:r>
+        <w:rPr>
+          <w:rStyle w:val="StringTok"/>
+        </w:rPr>
+        <w:t xml:space="preserve">"PolicyText"</w:t>
+      </w:r>
+      <w:r>
+        <w:rPr>
+          <w:rStyle w:val="OperatorTok"/>
+        </w:rPr>
+        <w:t xml:space="preserve">]);</w:t>
+      </w:r>
+    </w:p>
+    <w:p>
+      <w:pPr>
+        <w:pStyle w:val="FirstParagraph"/>
+      </w:pPr>
+      <w:r>
+        <w:t xml:space="preserve">The list is additive: tables not in the list use the default insert-only behavior. Purge uses</w:t>
+      </w:r>
+      <w:r>
+        <w:t xml:space="preserve"> </w:t>
+      </w:r>
+      <w:r>
+        <w:rPr>
+          <w:rStyle w:val="VerbatimChar"/>
+        </w:rPr>
+        <w:t xml:space="preserve">ExecuteDeleteAsync</w:t>
+      </w:r>
+      <w:r>
+        <w:t xml:space="preserve"> </w:t>
+      </w:r>
+      <w:r>
+        <w:t xml:space="preserve">on relational providers (one round-trip, no change-tracker overhead) and falls back to a load-then-remove approach on non-relational providers (in-memory databases used in tests).</w:t>
+      </w:r>
+    </w:p>
+    <w:bookmarkStart w:id="19" w:name="configuring-purgebeforeseed-at-runtime"/>
+    <w:p>
+      <w:pPr>
+        <w:pStyle w:val="Heading4"/>
+      </w:pPr>
+      <w:r>
+        <w:t xml:space="preserve">Configuring PurgeBeforeSeed at runtime</w:t>
+      </w:r>
+    </w:p>
+    <w:p>
+      <w:pPr>
+        <w:pStyle w:val="FirstParagraph"/>
+      </w:pPr>
+      <w:r>
+        <w:t xml:space="preserve">The purge list can also be driven entirely from configuration so you can change it between runs without redeploying. Add a</w:t>
+      </w:r>
+      <w:r>
+        <w:t xml:space="preserve"> </w:t>
+      </w:r>
+      <w:r>
+        <w:rPr>
+          <w:rStyle w:val="VerbatimChar"/>
+        </w:rPr>
+        <w:t xml:space="preserve">MigrationWorker:PurgeBeforeSeed</w:t>
+      </w:r>
+      <w:r>
+        <w:t xml:space="preserve"> </w:t>
+      </w:r>
+      <w:r>
+        <w:t xml:space="preserve">array to</w:t>
+      </w:r>
+      <w:r>
+        <w:t xml:space="preserve"> </w:t>
+      </w:r>
+      <w:r>
+        <w:rPr>
+          <w:rStyle w:val="VerbatimChar"/>
+        </w:rPr>
+        <w:t xml:space="preserve">appsettings.json</w:t>
+      </w:r>
+      <w:r>
+        <w:t xml:space="preserve">:</w:t>
+      </w:r>
+    </w:p>
+    <w:p>
+      <w:pPr>
+        <w:pStyle w:val="SourceCode"/>
+      </w:pPr>
+      <w:r>
+        <w:rPr>
+          <w:rStyle w:val="FunctionTok"/>
+        </w:rPr>
+        <w:t xml:space="preserve">{</w:t>
+      </w:r>
+      <w:r>
+        <w:br/>
+      </w:r>
+      <w:r>
+        <w:rPr>
+          <w:rStyle w:val="NormalTok"/>
+        </w:rPr>
+        <w:t xml:space="preserve">  </w:t>
+      </w:r>
+      <w:r>
+        <w:rPr>
+          <w:rStyle w:val="DataTypeTok"/>
+        </w:rPr>
+        <w:t xml:space="preserve">"MigrationWorker"</w:t>
+      </w:r>
+      <w:r>
+        <w:rPr>
+          <w:rStyle w:val="FunctionTok"/>
+        </w:rPr>
+        <w:t xml:space="preserve">:</w:t>
+      </w:r>
+      <w:r>
+        <w:rPr>
+          <w:rStyle w:val="NormalTok"/>
+        </w:rPr>
+        <w:t xml:space="preserve"> </w:t>
+      </w:r>
+      <w:r>
+        <w:rPr>
+          <w:rStyle w:val="FunctionTok"/>
+        </w:rPr>
+        <w:t xml:space="preserve">{</w:t>
+      </w:r>
+      <w:r>
+        <w:br/>
+      </w:r>
+      <w:r>
+        <w:rPr>
+          <w:rStyle w:val="NormalTok"/>
+        </w:rPr>
+        <w:t xml:space="preserve">    </w:t>
+      </w:r>
+      <w:r>
+        <w:rPr>
+          <w:rStyle w:val="DataTypeTok"/>
+        </w:rPr>
+        <w:t xml:space="preserve">"PurgeBeforeSeed"</w:t>
+      </w:r>
+      <w:r>
+        <w:rPr>
+          <w:rStyle w:val="FunctionTok"/>
+        </w:rPr>
+        <w:t xml:space="preserve">:</w:t>
+      </w:r>
+      <w:r>
+        <w:rPr>
+          <w:rStyle w:val="NormalTok"/>
+        </w:rPr>
+        <w:t xml:space="preserve"> </w:t>
+      </w:r>
+      <w:r>
+        <w:rPr>
+          <w:rStyle w:val="OtherTok"/>
+        </w:rPr>
+        <w:t xml:space="preserve">[</w:t>
+      </w:r>
+      <w:r>
+        <w:rPr>
+          <w:rStyle w:val="NormalTok"/>
+        </w:rPr>
+        <w:t xml:space="preserve"> </w:t>
+      </w:r>
+      <w:r>
+        <w:rPr>
+          <w:rStyle w:val="StringTok"/>
+        </w:rPr>
+        <w:t xml:space="preserve">"SiteContent"</w:t>
+      </w:r>
+      <w:r>
+        <w:rPr>
+          <w:rStyle w:val="NormalTok"/>
+        </w:rPr>
+        <w:t xml:space="preserve"> </w:t>
+      </w:r>
+      <w:r>
+        <w:rPr>
+          <w:rStyle w:val="OtherTok"/>
+        </w:rPr>
+        <w:t xml:space="preserve">]</w:t>
+      </w:r>
+      <w:r>
+        <w:br/>
+      </w:r>
+      <w:r>
+        <w:rPr>
+          <w:rStyle w:val="NormalTok"/>
+        </w:rPr>
+        <w:t xml:space="preserve">  </w:t>
+      </w:r>
+      <w:r>
+        <w:rPr>
+          <w:rStyle w:val="FunctionTok"/>
+        </w:rPr>
+        <w:t xml:space="preserve">}</w:t>
+      </w:r>
+      <w:r>
+        <w:br/>
+      </w:r>
+      <w:r>
+        <w:rPr>
+          <w:rStyle w:val="FunctionTok"/>
+        </w:rPr>
+        <w:t xml:space="preserve">}</w:t>
+      </w:r>
+    </w:p>
+    <w:p>
+      <w:pPr>
+        <w:pStyle w:val="FirstParagraph"/>
+      </w:pPr>
+      <w:r>
+        <w:t xml:space="preserve">Or via environment variable (useful in Docker and Aspire):</w:t>
+      </w:r>
+    </w:p>
+    <w:p>
+      <w:pPr>
+        <w:pStyle w:val="SourceCode"/>
+      </w:pPr>
+      <w:r>
+        <w:rPr>
+          <w:rStyle w:val="VerbatimChar"/>
+        </w:rPr>
+        <w:t xml:space="preserve">MigrationWorker__PurgeBeforeSeed__0=SiteContent</w:t>
+      </w:r>
+    </w:p>
+    <w:p>
+      <w:pPr>
+        <w:pStyle w:val="FirstParagraph"/>
+      </w:pPr>
+      <w:r>
+        <w:t xml:space="preserve">Config-driven names and names passed directly to</w:t>
+      </w:r>
+      <w:r>
+        <w:t xml:space="preserve"> </w:t>
+      </w:r>
+      <w:r>
+        <w:rPr>
+          <w:rStyle w:val="VerbatimChar"/>
+        </w:rPr>
+        <w:t xml:space="preserve">AddMigrationWorker</w:t>
+      </w:r>
+      <w:r>
+        <w:t xml:space="preserve"> </w:t>
+      </w:r>
+      <w:r>
+        <w:t xml:space="preserve">are merged into a single set, so you can combine both. Remove an entry from config and the table reverts to insert-only behavior on the next run.</w:t>
+      </w:r>
+    </w:p>
+    <w:bookmarkEnd w:id="19"/>
+    <w:bookmarkEnd w:id="20"/>
+    <w:bookmarkStart w:id="21" w:name="running-outside-aspire"/>
+    <w:p>
+      <w:pPr>
+        <w:pStyle w:val="Heading3"/>
+      </w:pPr>
+      <w:r>
+        <w:t xml:space="preserve">Running outside Aspire</w:t>
+      </w:r>
+    </w:p>
+    <w:p>
+      <w:pPr>
+        <w:pStyle w:val="FirstParagraph"/>
+      </w:pPr>
+      <w:r>
+        <w:rPr>
+          <w:rStyle w:val="VerbatimChar"/>
+        </w:rPr>
+        <w:t xml:space="preserve">MigrationWorker&lt;TContext&gt;</w:t>
+      </w:r>
+      <w:r>
+        <w:t xml:space="preserve"> </w:t>
+      </w:r>
+      <w:r>
+        <w:t xml:space="preserve">has no dependency on the Aspire AppHost. It works in any hosted environment as long as a</w:t>
+      </w:r>
+      <w:r>
+        <w:t xml:space="preserve"> </w:t>
+      </w:r>
+      <w:r>
+        <w:rPr>
+          <w:rStyle w:val="VerbatimChar"/>
+        </w:rPr>
+        <w:t xml:space="preserve">TContext</w:t>
+      </w:r>
+      <w:r>
+        <w:t xml:space="preserve"> </w:t>
+      </w:r>
+      <w:r>
+        <w:t xml:space="preserve">is registered in the DI container. In a GitHub Actions pipeline, supply the connection string as an environment variable and run the migration project with</w:t>
+      </w:r>
+      <w:r>
+        <w:t xml:space="preserve"> </w:t>
+      </w:r>
+      <w:r>
+        <w:rPr>
+          <w:rStyle w:val="VerbatimChar"/>
+        </w:rPr>
+        <w:t xml:space="preserve">dotnet run</w:t>
+      </w:r>
+      <w:r>
+        <w:t xml:space="preserve">:</w:t>
+      </w:r>
+    </w:p>
+    <w:p>
+      <w:pPr>
+        <w:pStyle w:val="SourceCode"/>
+      </w:pPr>
+      <w:r>
+        <w:rPr>
+          <w:rStyle w:val="KeywordTok"/>
+        </w:rPr>
+        <w:t xml:space="preserve">-</w:t>
+      </w:r>
+      <w:r>
+        <w:rPr>
+          <w:rStyle w:val="AttributeTok"/>
+        </w:rPr>
+        <w:t xml:space="preserve"> </w:t>
+      </w:r>
+      <w:r>
+        <w:rPr>
+          <w:rStyle w:val="FunctionTok"/>
+        </w:rPr>
+        <w:t xml:space="preserve">name</w:t>
+      </w:r>
+      <w:r>
+        <w:rPr>
+          <w:rStyle w:val="KeywordTok"/>
+        </w:rPr>
+        <w:t xml:space="preserve">:</w:t>
+      </w:r>
+      <w:r>
+        <w:rPr>
+          <w:rStyle w:val="AttributeTok"/>
+        </w:rPr>
+        <w:t xml:space="preserve"> Run migrations</w:t>
+      </w:r>
+      <w:r>
+        <w:br/>
+      </w:r>
+      <w:r>
+        <w:rPr>
+          <w:rStyle w:val="AttributeTok"/>
+        </w:rPr>
+        <w:t xml:space="preserve">  </w:t>
+      </w:r>
+      <w:r>
+        <w:rPr>
+          <w:rStyle w:val="FunctionTok"/>
+        </w:rPr>
+        <w:t xml:space="preserve">env</w:t>
+      </w:r>
+      <w:r>
+        <w:rPr>
+          <w:rStyle w:val="KeywordTok"/>
+        </w:rPr>
+        <w:t xml:space="preserve">:</w:t>
+      </w:r>
+      <w:r>
+        <w:br/>
+      </w:r>
+      <w:r>
+        <w:rPr>
+          <w:rStyle w:val="AttributeTok"/>
+        </w:rPr>
+        <w:t xml:space="preserve">    </w:t>
+      </w:r>
+      <w:r>
+        <w:rPr>
+          <w:rStyle w:val="FunctionTok"/>
+        </w:rPr>
+        <w:t xml:space="preserve">ConnectionStrings__my-db</w:t>
+      </w:r>
+      <w:r>
+        <w:rPr>
+          <w:rStyle w:val="KeywordTok"/>
+        </w:rPr>
+        <w:t xml:space="preserve">:</w:t>
+      </w:r>
+      <w:r>
+        <w:rPr>
+          <w:rStyle w:val="AttributeTok"/>
+        </w:rPr>
+        <w:t xml:space="preserve"> ${{ secrets.AZURE_SQL_CONNECTION_STRING }}</w:t>
+      </w:r>
+      <w:r>
+        <w:br/>
+      </w:r>
+      <w:r>
+        <w:rPr>
+          <w:rStyle w:val="AttributeTok"/>
+        </w:rPr>
+        <w:t xml:space="preserve">  </w:t>
+      </w:r>
+      <w:r>
+        <w:rPr>
+          <w:rStyle w:val="FunctionTok"/>
+        </w:rPr>
+        <w:t xml:space="preserve">run</w:t>
+      </w:r>
+      <w:r>
+        <w:rPr>
+          <w:rStyle w:val="KeywordTok"/>
+        </w:rPr>
+        <w:t xml:space="preserve">:</w:t>
+      </w:r>
+      <w:r>
+        <w:rPr>
+          <w:rStyle w:val="AttributeTok"/>
+        </w:rPr>
+        <w:t xml:space="preserve"> dotnet run --project src/MyApp.MigrationService --configuration Release --no-build</w:t>
+      </w:r>
+    </w:p>
+    <w:p>
+      <w:pPr>
+        <w:pStyle w:val="FirstParagraph"/>
+      </w:pPr>
+      <w:r>
+        <w:t xml:space="preserve">The process exits 0 on success and non-zero on failure, making it safe to use as a deployment gate step.</w:t>
+      </w:r>
+    </w:p>
+    <w:bookmarkEnd w:id="21"/>
+    <w:bookmarkEnd w:id="22"/>
+    <w:bookmarkStart w:id="25" w:name="feedback"/>
+    <w:p>
+      <w:pPr>
+        <w:pStyle w:val="Heading2"/>
+      </w:pPr>
+      <w:r>
+        <w:t xml:space="preserve">Feedback</w:t>
+      </w:r>
+    </w:p>
+    <w:p>
+      <w:pPr>
+        <w:pStyle w:val="FirstParagraph"/>
+      </w:pPr>
+      <w:r>
+        <w:t xml:space="preserve">Feedback on this package is welcome. If you run into a missing feature, an unexpected behavior, or something that required more effort than it should have, open an issue at</w:t>
+      </w:r>
+      <w:r>
+        <w:t xml:space="preserve"> </w:t>
+      </w:r>
+      <w:hyperlink r:id="rId23">
+        <w:r>
+          <w:rPr>
+            <w:rStyle w:val="Hyperlink"/>
+          </w:rPr>
+          <w:t xml:space="preserve">github.com/codyskidmore/CoreDesign/issues</w:t>
+        </w:r>
+      </w:hyperlink>
+      <w:r>
+        <w:t xml:space="preserve"> </w:t>
+      </w:r>
+      <w:r>
+        <w:t xml:space="preserve">or tag</w:t>
+      </w:r>
+      <w:r>
+        <w:t xml:space="preserve"> </w:t>
+      </w:r>
+      <w:hyperlink r:id="rId24">
+        <w:r>
+          <w:rPr>
+            <w:rStyle w:val="Hyperlink"/>
+          </w:rPr>
+          <w:t xml:space="preserve">@codyskidmore</w:t>
+        </w:r>
+      </w:hyperlink>
+      <w:r>
+        <w:t xml:space="preserve">. Suggestions about missing features and priority input are especially appreciated.</w:t>
+      </w:r>
+    </w:p>
+    <w:bookmarkEnd w:id="25"/>
+    <w:bookmarkEnd w:id="26"/>
     <w:sectPr>
       <w:footnotePr>
         <w:numRestart w:val="eachSect"/>
@@ -3367,6 +7466,91 @@
       <w:rPr>
         <w:rFonts w:ascii="Wingdings" w:hAnsi="Wingdings" w:cs="Wingdings" w:hint="default"/>
       </w:rPr>
+    </w:lvl>
+  </w:abstractNum>
+  <w:abstractNum w:abstractNumId="99411">
+    <w:nsid w:val="00A99411"/>
+    <w:multiLevelType w:val="multilevel"/>
+    <w:lvl w:ilvl="0">
+      <w:start w:val="1"/>
+      <w:numFmt w:val="decimal"/>
+      <w:lvlText w:val="%1."/>
+      <w:lvlJc w:val="left"/>
+      <w:pPr>
+        <w:ind w:left="720" w:hanging="360"/>
+      </w:pPr>
+    </w:lvl>
+    <w:lvl w:ilvl="1">
+      <w:start w:val="1"/>
+      <w:numFmt w:val="decimal"/>
+      <w:lvlText w:val="%2."/>
+      <w:lvlJc w:val="left"/>
+      <w:pPr>
+        <w:ind w:left="1440" w:hanging="360"/>
+      </w:pPr>
+    </w:lvl>
+    <w:lvl w:ilvl="2">
+      <w:start w:val="1"/>
+      <w:numFmt w:val="decimal"/>
+      <w:lvlText w:val="%3."/>
+      <w:lvlJc w:val="left"/>
+      <w:pPr>
+        <w:ind w:left="2160" w:hanging="360"/>
+      </w:pPr>
+    </w:lvl>
+    <w:lvl w:ilvl="3">
+      <w:start w:val="1"/>
+      <w:numFmt w:val="decimal"/>
+      <w:lvlText w:val="%4."/>
+      <w:lvlJc w:val="left"/>
+      <w:pPr>
+        <w:ind w:left="2880" w:hanging="360"/>
+      </w:pPr>
+    </w:lvl>
+    <w:lvl w:ilvl="4">
+      <w:start w:val="1"/>
+      <w:numFmt w:val="decimal"/>
+      <w:lvlText w:val="%5."/>
+      <w:lvlJc w:val="left"/>
+      <w:pPr>
+        <w:ind w:left="3600" w:hanging="360"/>
+      </w:pPr>
+    </w:lvl>
+    <w:lvl w:ilvl="5">
+      <w:start w:val="1"/>
+      <w:numFmt w:val="decimal"/>
+      <w:lvlText w:val="%6."/>
+      <w:lvlJc w:val="left"/>
+      <w:pPr>
+        <w:ind w:left="4320" w:hanging="360"/>
+      </w:pPr>
+    </w:lvl>
+    <w:lvl w:ilvl="6">
+      <w:start w:val="1"/>
+      <w:numFmt w:val="decimal"/>
+      <w:lvlText w:val="%7."/>
+      <w:lvlJc w:val="left"/>
+      <w:pPr>
+        <w:ind w:left="5040" w:hanging="360"/>
+      </w:pPr>
+    </w:lvl>
+    <w:lvl w:ilvl="7">
+      <w:start w:val="1"/>
+      <w:numFmt w:val="decimal"/>
+      <w:lvlText w:val="%8."/>
+      <w:lvlJc w:val="left"/>
+      <w:pPr>
+        <w:ind w:left="5760" w:hanging="360"/>
+      </w:pPr>
+    </w:lvl>
+    <w:lvl w:ilvl="8">
+      <w:start w:val="1"/>
+      <w:numFmt w:val="decimal"/>
+      <w:lvlText w:val="%9."/>
+      <w:lvlJc w:val="left"/>
+      <w:pPr>
+        <w:ind w:left="6480" w:hanging="360"/>
+      </w:pPr>
     </w:lvl>
   </w:abstractNum>
   <w:num w:numId="1000">
@@ -3386,6 +7570,36 @@
   </w:num>
   <w:num w:numId="1005">
     <w:abstractNumId w:val="991"/>
+  </w:num>
+  <w:num w:numId="1006">
+    <w:abstractNumId w:val="99411"/>
+    <w:lvlOverride w:ilvl="0">
+      <w:startOverride w:val="1"/>
+    </w:lvlOverride>
+    <w:lvlOverride w:ilvl="1">
+      <w:startOverride w:val="1"/>
+    </w:lvlOverride>
+    <w:lvlOverride w:ilvl="2">
+      <w:startOverride w:val="1"/>
+    </w:lvlOverride>
+    <w:lvlOverride w:ilvl="3">
+      <w:startOverride w:val="1"/>
+    </w:lvlOverride>
+    <w:lvlOverride w:ilvl="4">
+      <w:startOverride w:val="1"/>
+    </w:lvlOverride>
+    <w:lvlOverride w:ilvl="5">
+      <w:startOverride w:val="1"/>
+    </w:lvlOverride>
+    <w:lvlOverride w:ilvl="6">
+      <w:startOverride w:val="1"/>
+    </w:lvlOverride>
+    <w:lvlOverride w:ilvl="7">
+      <w:startOverride w:val="1"/>
+    </w:lvlOverride>
+    <w:lvlOverride w:ilvl="8">
+      <w:startOverride w:val="1"/>
+    </w:lvlOverride>
   </w:num>
 </w:numbering>
 </file>
